--- a/Laporan Magang Yanuardi_final.docx
+++ b/Laporan Magang Yanuardi_final.docx
@@ -482,11 +482,78 @@
       <w:bookmarkStart w:id="1" w:name="_Toc215844543"/>
       <w:r>
         <w:rPr>
+          <w:noProof/>
+        </w:rPr>
+        <w:lastRenderedPageBreak/>
+        <w:drawing>
+          <wp:anchor distT="0" distB="0" distL="114300" distR="114300" simplePos="0" relativeHeight="251662336" behindDoc="0" locked="0" layoutInCell="1" allowOverlap="1" wp14:anchorId="042D2E9D" wp14:editId="66ABAF0A">
+            <wp:simplePos x="0" y="0"/>
+            <wp:positionH relativeFrom="page">
+              <wp:align>left</wp:align>
+            </wp:positionH>
+            <wp:positionV relativeFrom="paragraph">
+              <wp:posOffset>-1080135</wp:posOffset>
+            </wp:positionV>
+            <wp:extent cx="7624959" cy="10620375"/>
+            <wp:effectExtent l="0" t="0" r="0" b="0"/>
+            <wp:wrapNone/>
+            <wp:docPr id="512665824" name="Picture 6" descr="A close-up of a document&#10;&#10;AI-generated content may be incorrect."/>
+            <wp:cNvGraphicFramePr>
+              <a:graphicFrameLocks xmlns:a="http://schemas.openxmlformats.org/drawingml/2006/main" noChangeAspect="1"/>
+            </wp:cNvGraphicFramePr>
+            <a:graphic xmlns:a="http://schemas.openxmlformats.org/drawingml/2006/main">
+              <a:graphicData uri="http://schemas.openxmlformats.org/drawingml/2006/picture">
+                <pic:pic xmlns:pic="http://schemas.openxmlformats.org/drawingml/2006/picture">
+                  <pic:nvPicPr>
+                    <pic:cNvPr id="512665824" name="Picture 6" descr="A close-up of a document&#10;&#10;AI-generated content may be incorrect."/>
+                    <pic:cNvPicPr>
+                      <a:picLocks noChangeAspect="1" noChangeArrowheads="1"/>
+                    </pic:cNvPicPr>
+                  </pic:nvPicPr>
+                  <pic:blipFill>
+                    <a:blip r:embed="rId11">
+                      <a:extLst>
+                        <a:ext uri="{28A0092B-C50C-407E-A947-70E740481C1C}">
+                          <a14:useLocalDpi xmlns:a14="http://schemas.microsoft.com/office/drawing/2010/main" val="0"/>
+                        </a:ext>
+                      </a:extLst>
+                    </a:blip>
+                    <a:srcRect/>
+                    <a:stretch>
+                      <a:fillRect/>
+                    </a:stretch>
+                  </pic:blipFill>
+                  <pic:spPr bwMode="auto">
+                    <a:xfrm>
+                      <a:off x="0" y="0"/>
+                      <a:ext cx="7632970" cy="10631532"/>
+                    </a:xfrm>
+                    <a:prstGeom prst="rect">
+                      <a:avLst/>
+                    </a:prstGeom>
+                    <a:noFill/>
+                    <a:ln>
+                      <a:noFill/>
+                    </a:ln>
+                  </pic:spPr>
+                </pic:pic>
+              </a:graphicData>
+            </a:graphic>
+            <wp14:sizeRelH relativeFrom="margin">
+              <wp14:pctWidth>0</wp14:pctWidth>
+            </wp14:sizeRelH>
+            <wp14:sizeRelV relativeFrom="margin">
+              <wp14:pctHeight>0</wp14:pctHeight>
+            </wp14:sizeRelV>
+          </wp:anchor>
+        </w:drawing>
+      </w:r>
+      <w:r>
+        <w:rPr>
           <w:rFonts w:cs="Times New Roman"/>
           <w:szCs w:val="24"/>
           <w:lang w:val="nn-NO"/>
         </w:rPr>
-        <w:lastRenderedPageBreak/>
         <w:t>LEMBAR PENGESAHAN</w:t>
       </w:r>
       <w:bookmarkEnd w:id="1"/>
@@ -2305,6 +2372,75 @@
                 <w:lang w:val="en-US"/>
               </w:rPr>
             </w:pPr>
+            <w:r>
+              <w:rPr>
+                <w:rFonts w:cs="Times New Roman"/>
+                <w:b/>
+                <w:bCs/>
+                <w:noProof/>
+                <w:szCs w:val="24"/>
+                <w:lang w:val="en-US"/>
+              </w:rPr>
+              <mc:AlternateContent>
+                <mc:Choice Requires="wpi">
+                  <w:drawing>
+                    <wp:anchor distT="0" distB="0" distL="114300" distR="114300" simplePos="0" relativeHeight="251659264" behindDoc="0" locked="0" layoutInCell="1" allowOverlap="1" wp14:anchorId="642D4EB9" wp14:editId="2799B9DA">
+                      <wp:simplePos x="0" y="0"/>
+                      <wp:positionH relativeFrom="column">
+                        <wp:posOffset>279860</wp:posOffset>
+                      </wp:positionH>
+                      <wp:positionV relativeFrom="paragraph">
+                        <wp:posOffset>-507100</wp:posOffset>
+                      </wp:positionV>
+                      <wp:extent cx="768960" cy="1028160"/>
+                      <wp:effectExtent l="38100" t="38100" r="50800" b="38735"/>
+                      <wp:wrapNone/>
+                      <wp:docPr id="395124871" name="Ink 6"/>
+                      <wp:cNvGraphicFramePr/>
+                      <a:graphic xmlns:a="http://schemas.openxmlformats.org/drawingml/2006/main">
+                        <a:graphicData uri="http://schemas.microsoft.com/office/word/2010/wordprocessingInk">
+                          <w14:contentPart bwMode="auto" r:id="rId12">
+                            <w14:nvContentPartPr>
+                              <w14:cNvContentPartPr/>
+                            </w14:nvContentPartPr>
+                            <w14:xfrm>
+                              <a:off x="0" y="0"/>
+                              <a:ext cx="768960" cy="1028160"/>
+                            </w14:xfrm>
+                          </w14:contentPart>
+                        </a:graphicData>
+                      </a:graphic>
+                    </wp:anchor>
+                  </w:drawing>
+                </mc:Choice>
+                <mc:Fallback>
+                  <w:pict>
+                    <v:shapetype w14:anchorId="59996348" id="_x0000_t75" coordsize="21600,21600" o:spt="75" o:preferrelative="t" path="m@4@5l@4@11@9@11@9@5xe" filled="f" stroked="f">
+                      <v:stroke joinstyle="miter"/>
+                      <v:formulas>
+                        <v:f eqn="if lineDrawn pixelLineWidth 0"/>
+                        <v:f eqn="sum @0 1 0"/>
+                        <v:f eqn="sum 0 0 @1"/>
+                        <v:f eqn="prod @2 1 2"/>
+                        <v:f eqn="prod @3 21600 pixelWidth"/>
+                        <v:f eqn="prod @3 21600 pixelHeight"/>
+                        <v:f eqn="sum @0 0 1"/>
+                        <v:f eqn="prod @6 1 2"/>
+                        <v:f eqn="prod @7 21600 pixelWidth"/>
+                        <v:f eqn="sum @8 21600 0"/>
+                        <v:f eqn="prod @7 21600 pixelHeight"/>
+                        <v:f eqn="sum @10 21600 0"/>
+                      </v:formulas>
+                      <v:path o:extrusionok="f" gradientshapeok="t" o:connecttype="rect"/>
+                      <o:lock v:ext="edit" aspectratio="t"/>
+                    </v:shapetype>
+                    <v:shape id="Ink 6" o:spid="_x0000_s1026" type="#_x0000_t75" style="position:absolute;margin-left:21.55pt;margin-top:-40.45pt;width:61.55pt;height:81.9pt;z-index:251659264;visibility:visible;mso-wrap-style:square;mso-wrap-distance-left:9pt;mso-wrap-distance-top:0;mso-wrap-distance-right:9pt;mso-wrap-distance-bottom:0;mso-position-horizontal:absolute;mso-position-horizontal-relative:text;mso-position-vertical:absolute;mso-position-vertical-relative:text" o:gfxdata="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">
+                      <v:imagedata r:id="rId13" o:title=""/>
+                    </v:shape>
+                  </w:pict>
+                </mc:Fallback>
+              </mc:AlternateContent>
+            </w:r>
           </w:p>
         </w:tc>
       </w:tr>
@@ -5956,6 +6092,56 @@
                 <w:lang w:val="en-US"/>
               </w:rPr>
             </w:pPr>
+            <w:r>
+              <w:rPr>
+                <w:rFonts w:cs="Times New Roman"/>
+                <w:b/>
+                <w:bCs/>
+                <w:noProof/>
+                <w:szCs w:val="24"/>
+                <w:lang w:val="en-US"/>
+              </w:rPr>
+              <mc:AlternateContent>
+                <mc:Choice Requires="wpi">
+                  <w:drawing>
+                    <wp:anchor distT="0" distB="0" distL="114300" distR="114300" simplePos="0" relativeHeight="251661312" behindDoc="0" locked="0" layoutInCell="1" allowOverlap="1" wp14:anchorId="7871A35F" wp14:editId="467C62C5">
+                      <wp:simplePos x="0" y="0"/>
+                      <wp:positionH relativeFrom="column">
+                        <wp:posOffset>520700</wp:posOffset>
+                      </wp:positionH>
+                      <wp:positionV relativeFrom="paragraph">
+                        <wp:posOffset>-384175</wp:posOffset>
+                      </wp:positionV>
+                      <wp:extent cx="768960" cy="1028160"/>
+                      <wp:effectExtent l="38100" t="38100" r="50800" b="38735"/>
+                      <wp:wrapNone/>
+                      <wp:docPr id="1117700580" name="Ink 6"/>
+                      <wp:cNvGraphicFramePr/>
+                      <a:graphic xmlns:a="http://schemas.openxmlformats.org/drawingml/2006/main">
+                        <a:graphicData uri="http://schemas.microsoft.com/office/word/2010/wordprocessingInk">
+                          <w14:contentPart bwMode="auto" r:id="rId14">
+                            <w14:nvContentPartPr>
+                              <w14:cNvContentPartPr/>
+                            </w14:nvContentPartPr>
+                            <w14:xfrm>
+                              <a:off x="0" y="0"/>
+                              <a:ext cx="768960" cy="1028160"/>
+                            </w14:xfrm>
+                          </w14:contentPart>
+                        </a:graphicData>
+                      </a:graphic>
+                    </wp:anchor>
+                  </w:drawing>
+                </mc:Choice>
+                <mc:Fallback>
+                  <w:pict>
+                    <v:shape w14:anchorId="4D444CE6" id="Ink 6" o:spid="_x0000_s1026" type="#_x0000_t75" style="position:absolute;margin-left:40.5pt;margin-top:-30.75pt;width:61.55pt;height:81.9pt;z-index:251661312;visibility:visible;mso-wrap-style:square;mso-wrap-distance-left:9pt;mso-wrap-distance-top:0;mso-wrap-distance-right:9pt;mso-wrap-distance-bottom:0;mso-position-horizontal:absolute;mso-position-horizontal-relative:text;mso-position-vertical:absolute;mso-position-vertical-relative:text" o:gfxdata="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">
+                      <v:imagedata r:id="rId15" o:title=""/>
+                    </v:shape>
+                  </w:pict>
+                </mc:Fallback>
+              </mc:AlternateContent>
+            </w:r>
           </w:p>
         </w:tc>
       </w:tr>
@@ -18354,7 +18540,7 @@
                     <pic:cNvPicPr/>
                   </pic:nvPicPr>
                   <pic:blipFill>
-                    <a:blip r:embed="rId11"/>
+                    <a:blip r:embed="rId16"/>
                     <a:stretch>
                       <a:fillRect/>
                     </a:stretch>
@@ -20062,7 +20248,7 @@
                     <pic:cNvPicPr/>
                   </pic:nvPicPr>
                   <pic:blipFill>
-                    <a:blip r:embed="rId12"/>
+                    <a:blip r:embed="rId17"/>
                     <a:stretch>
                       <a:fillRect/>
                     </a:stretch>
@@ -20189,7 +20375,7 @@
                     <pic:cNvPicPr/>
                   </pic:nvPicPr>
                   <pic:blipFill>
-                    <a:blip r:embed="rId13"/>
+                    <a:blip r:embed="rId18"/>
                     <a:stretch>
                       <a:fillRect/>
                     </a:stretch>
@@ -20695,7 +20881,7 @@
                           </pic:cNvPicPr>
                         </pic:nvPicPr>
                         <pic:blipFill>
-                          <a:blip r:embed="rId14" cstate="print">
+                          <a:blip r:embed="rId19" cstate="print">
                             <a:extLst>
                               <a:ext uri="{28A0092B-C50C-407E-A947-70E740481C1C}">
                                 <a14:useLocalDpi xmlns:a14="http://schemas.microsoft.com/office/drawing/2010/main" val="0"/>
@@ -20765,7 +20951,7 @@
                           </pic:cNvPicPr>
                         </pic:nvPicPr>
                         <pic:blipFill>
-                          <a:blip r:embed="rId15" cstate="print">
+                          <a:blip r:embed="rId20" cstate="print">
                             <a:extLst>
                               <a:ext uri="{28A0092B-C50C-407E-A947-70E740481C1C}">
                                 <a14:useLocalDpi xmlns:a14="http://schemas.microsoft.com/office/drawing/2010/main" val="0"/>
@@ -21266,7 +21452,7 @@
                     </pic:cNvPicPr>
                   </pic:nvPicPr>
                   <pic:blipFill>
-                    <a:blip r:embed="rId16" cstate="print">
+                    <a:blip r:embed="rId21" cstate="print">
                       <a:extLst>
                         <a:ext uri="{28A0092B-C50C-407E-A947-70E740481C1C}">
                           <a14:useLocalDpi xmlns:a14="http://schemas.microsoft.com/office/drawing/2010/main" val="0"/>
@@ -22012,7 +22198,7 @@
                     </pic:cNvPicPr>
                   </pic:nvPicPr>
                   <pic:blipFill>
-                    <a:blip r:embed="rId17">
+                    <a:blip r:embed="rId22">
                       <a:extLst>
                         <a:ext uri="{28A0092B-C50C-407E-A947-70E740481C1C}">
                           <a14:useLocalDpi xmlns:a14="http://schemas.microsoft.com/office/drawing/2010/main" val="0"/>
@@ -22267,7 +22453,7 @@
                     </pic:cNvPicPr>
                   </pic:nvPicPr>
                   <pic:blipFill>
-                    <a:blip r:embed="rId18" cstate="print">
+                    <a:blip r:embed="rId23" cstate="print">
                       <a:extLst>
                         <a:ext uri="{28A0092B-C50C-407E-A947-70E740481C1C}">
                           <a14:useLocalDpi xmlns:a14="http://schemas.microsoft.com/office/drawing/2010/main" val="0"/>
@@ -22506,7 +22692,7 @@
                     </pic:cNvPicPr>
                   </pic:nvPicPr>
                   <pic:blipFill>
-                    <a:blip r:embed="rId19" cstate="print">
+                    <a:blip r:embed="rId24" cstate="print">
                       <a:extLst>
                         <a:ext uri="{28A0092B-C50C-407E-A947-70E740481C1C}">
                           <a14:useLocalDpi xmlns:a14="http://schemas.microsoft.com/office/drawing/2010/main" val="0"/>
@@ -22805,7 +22991,7 @@
                     </pic:cNvPicPr>
                   </pic:nvPicPr>
                   <pic:blipFill>
-                    <a:blip r:embed="rId20">
+                    <a:blip r:embed="rId25">
                       <a:extLst>
                         <a:ext uri="{28A0092B-C50C-407E-A947-70E740481C1C}">
                           <a14:useLocalDpi xmlns:a14="http://schemas.microsoft.com/office/drawing/2010/main" val="0"/>
@@ -23118,7 +23304,7 @@
                     </pic:cNvPicPr>
                   </pic:nvPicPr>
                   <pic:blipFill>
-                    <a:blip r:embed="rId21">
+                    <a:blip r:embed="rId26">
                       <a:extLst>
                         <a:ext uri="{28A0092B-C50C-407E-A947-70E740481C1C}">
                           <a14:useLocalDpi xmlns:a14="http://schemas.microsoft.com/office/drawing/2010/main" val="0"/>
@@ -23401,7 +23587,7 @@
                     </pic:cNvPicPr>
                   </pic:nvPicPr>
                   <pic:blipFill>
-                    <a:blip r:embed="rId22">
+                    <a:blip r:embed="rId27">
                       <a:extLst>
                         <a:ext uri="{28A0092B-C50C-407E-A947-70E740481C1C}">
                           <a14:useLocalDpi xmlns:a14="http://schemas.microsoft.com/office/drawing/2010/main" val="0"/>
@@ -24311,7 +24497,7 @@
                     </pic:cNvPicPr>
                   </pic:nvPicPr>
                   <pic:blipFill>
-                    <a:blip r:embed="rId23">
+                    <a:blip r:embed="rId28">
                       <a:extLst>
                         <a:ext uri="{28A0092B-C50C-407E-A947-70E740481C1C}">
                           <a14:useLocalDpi xmlns:a14="http://schemas.microsoft.com/office/drawing/2010/main" val="0"/>
@@ -25633,21 +25819,7 @@
         <w:rPr>
           <w:lang w:val="en-US"/>
         </w:rPr>
-        <w:t xml:space="preserve"> </w:t>
-      </w:r>
-      <w:proofErr w:type="spellStart"/>
-      <w:r>
-        <w:rPr>
-          <w:lang w:val="en-US"/>
-        </w:rPr>
-        <w:t>HardwareSerial</w:t>
-      </w:r>
-      <w:proofErr w:type="spellEnd"/>
-      <w:r>
-        <w:rPr>
-          <w:lang w:val="en-US"/>
-        </w:rPr>
-        <w:t xml:space="preserve">, </w:t>
+        <w:t xml:space="preserve"> HardwareSerial, </w:t>
       </w:r>
       <w:proofErr w:type="spellStart"/>
       <w:r>
@@ -26332,7 +26504,7 @@
                     <pic:cNvPicPr/>
                   </pic:nvPicPr>
                   <pic:blipFill>
-                    <a:blip r:embed="rId24"/>
+                    <a:blip r:embed="rId29"/>
                     <a:stretch>
                       <a:fillRect/>
                     </a:stretch>
@@ -26912,7 +27084,7 @@
                     <pic:cNvPicPr/>
                   </pic:nvPicPr>
                   <pic:blipFill>
-                    <a:blip r:embed="rId25"/>
+                    <a:blip r:embed="rId30"/>
                     <a:stretch>
                       <a:fillRect/>
                     </a:stretch>
@@ -28101,7 +28273,7 @@
                     </pic:cNvPicPr>
                   </pic:nvPicPr>
                   <pic:blipFill>
-                    <a:blip r:embed="rId26" cstate="print">
+                    <a:blip r:embed="rId31" cstate="print">
                       <a:extLst>
                         <a:ext uri="{28A0092B-C50C-407E-A947-70E740481C1C}">
                           <a14:useLocalDpi xmlns:a14="http://schemas.microsoft.com/office/drawing/2010/main" val="0"/>
@@ -28304,7 +28476,7 @@
                     </pic:cNvPicPr>
                   </pic:nvPicPr>
                   <pic:blipFill>
-                    <a:blip r:embed="rId27" cstate="print">
+                    <a:blip r:embed="rId32" cstate="print">
                       <a:extLst>
                         <a:ext uri="{28A0092B-C50C-407E-A947-70E740481C1C}">
                           <a14:useLocalDpi xmlns:a14="http://schemas.microsoft.com/office/drawing/2010/main" val="0"/>
@@ -28446,7 +28618,7 @@
           <w:noProof/>
         </w:rPr>
         <w:drawing>
-          <wp:inline distT="0" distB="0" distL="0" distR="0" wp14:anchorId="0D97ACA7" wp14:editId="2DAE9306">
+          <wp:inline distT="0" distB="0" distL="0" distR="0" wp14:anchorId="0D97ACA7" wp14:editId="136485A7">
             <wp:extent cx="2450664" cy="3267655"/>
             <wp:effectExtent l="0" t="8255" r="0" b="0"/>
             <wp:docPr id="653642" name="Picture 14" descr="A close-up of a computer&#10;&#10;AI-generated content may be incorrect."/>
@@ -28463,7 +28635,7 @@
                     </pic:cNvPicPr>
                   </pic:nvPicPr>
                   <pic:blipFill>
-                    <a:blip r:embed="rId28" cstate="print">
+                    <a:blip r:embed="rId33" cstate="print">
                       <a:extLst>
                         <a:ext uri="{28A0092B-C50C-407E-A947-70E740481C1C}">
                           <a14:useLocalDpi xmlns:a14="http://schemas.microsoft.com/office/drawing/2010/main" val="0"/>
@@ -28797,7 +28969,7 @@
                     </pic:cNvPicPr>
                   </pic:nvPicPr>
                   <pic:blipFill>
-                    <a:blip r:embed="rId29" cstate="print">
+                    <a:blip r:embed="rId34" cstate="print">
                       <a:extLst>
                         <a:ext uri="{28A0092B-C50C-407E-A947-70E740481C1C}">
                           <a14:useLocalDpi xmlns:a14="http://schemas.microsoft.com/office/drawing/2010/main" val="0"/>
@@ -29288,7 +29460,7 @@
                           </pic:cNvPicPr>
                         </pic:nvPicPr>
                         <pic:blipFill>
-                          <a:blip r:embed="rId30" cstate="print">
+                          <a:blip r:embed="rId35" cstate="print">
                             <a:extLst>
                               <a:ext uri="{28A0092B-C50C-407E-A947-70E740481C1C}">
                                 <a14:useLocalDpi xmlns:a14="http://schemas.microsoft.com/office/drawing/2010/main" val="0"/>
@@ -29355,7 +29527,7 @@
                           <pic:cNvPicPr/>
                         </pic:nvPicPr>
                         <pic:blipFill>
-                          <a:blip r:embed="rId31"/>
+                          <a:blip r:embed="rId36"/>
                           <a:stretch>
                             <a:fillRect/>
                           </a:stretch>
@@ -36316,8 +36488,107 @@
           <w:szCs w:val="24"/>
           <w:lang w:val="nn-NO"/>
         </w:rPr>
-        <w:t>Surat Keterangan Telah Melaksanakan KP (Jika ada)</w:t>
-      </w:r>
+        <w:t xml:space="preserve">Surat Keterangan </w:t>
+      </w:r>
+      <w:r>
+        <w:rPr>
+          <w:rFonts w:cs="Times New Roman"/>
+          <w:b/>
+          <w:bCs/>
+          <w:szCs w:val="24"/>
+          <w:lang w:val="nn-NO"/>
+        </w:rPr>
+        <w:t>Penilaian</w:t>
+      </w:r>
+      <w:r>
+        <w:rPr>
+          <w:rFonts w:cs="Times New Roman"/>
+          <w:b/>
+          <w:bCs/>
+          <w:szCs w:val="24"/>
+          <w:lang w:val="nn-NO"/>
+        </w:rPr>
+        <w:t xml:space="preserve"> Pembimbing Lapangan</w:t>
+      </w:r>
+    </w:p>
+    <w:p>
+      <w:pPr>
+        <w:ind w:right="-143"/>
+        <w:jc w:val="both"/>
+        <w:rPr>
+          <w:rFonts w:cs="Times New Roman"/>
+          <w:b/>
+          <w:bCs/>
+          <w:szCs w:val="24"/>
+          <w:lang w:val="nn-NO"/>
+        </w:rPr>
+      </w:pPr>
+      <w:r>
+        <w:rPr>
+          <w:noProof/>
+        </w:rPr>
+        <w:drawing>
+          <wp:inline distT="0" distB="0" distL="0" distR="0" wp14:anchorId="40EBCF5C" wp14:editId="41D3E384">
+            <wp:extent cx="5039995" cy="7446010"/>
+            <wp:effectExtent l="0" t="0" r="8255" b="2540"/>
+            <wp:docPr id="1703259651" name="Picture 8" descr="A close-up of a document&#10;&#10;AI-generated content may be incorrect."/>
+            <wp:cNvGraphicFramePr>
+              <a:graphicFrameLocks xmlns:a="http://schemas.openxmlformats.org/drawingml/2006/main" noChangeAspect="1"/>
+            </wp:cNvGraphicFramePr>
+            <a:graphic xmlns:a="http://schemas.openxmlformats.org/drawingml/2006/main">
+              <a:graphicData uri="http://schemas.openxmlformats.org/drawingml/2006/picture">
+                <pic:pic xmlns:pic="http://schemas.openxmlformats.org/drawingml/2006/picture">
+                  <pic:nvPicPr>
+                    <pic:cNvPr id="1703259651" name="Picture 8" descr="A close-up of a document&#10;&#10;AI-generated content may be incorrect."/>
+                    <pic:cNvPicPr>
+                      <a:picLocks noChangeAspect="1" noChangeArrowheads="1"/>
+                    </pic:cNvPicPr>
+                  </pic:nvPicPr>
+                  <pic:blipFill>
+                    <a:blip r:embed="rId37">
+                      <a:extLst>
+                        <a:ext uri="{28A0092B-C50C-407E-A947-70E740481C1C}">
+                          <a14:useLocalDpi xmlns:a14="http://schemas.microsoft.com/office/drawing/2010/main" val="0"/>
+                        </a:ext>
+                      </a:extLst>
+                    </a:blip>
+                    <a:srcRect/>
+                    <a:stretch>
+                      <a:fillRect/>
+                    </a:stretch>
+                  </pic:blipFill>
+                  <pic:spPr bwMode="auto">
+                    <a:xfrm>
+                      <a:off x="0" y="0"/>
+                      <a:ext cx="5039995" cy="7446010"/>
+                    </a:xfrm>
+                    <a:prstGeom prst="rect">
+                      <a:avLst/>
+                    </a:prstGeom>
+                    <a:noFill/>
+                    <a:ln>
+                      <a:noFill/>
+                    </a:ln>
+                  </pic:spPr>
+                </pic:pic>
+              </a:graphicData>
+            </a:graphic>
+          </wp:inline>
+        </w:drawing>
+      </w:r>
+    </w:p>
+    <w:p>
+      <w:pPr>
+        <w:ind w:right="-143"/>
+        <w:jc w:val="both"/>
+        <w:rPr>
+          <w:rFonts w:cs="Times New Roman"/>
+          <w:b/>
+          <w:bCs/>
+          <w:szCs w:val="24"/>
+          <w:lang w:val="nn-NO"/>
+        </w:rPr>
+      </w:pPr>
     </w:p>
     <w:p>
       <w:pPr>
@@ -36333,7 +36604,7 @@
           <w:b/>
           <w:bCs/>
           <w:szCs w:val="24"/>
-          <w:lang w:val="en-US"/>
+          <w:lang w:val="nn-NO"/>
         </w:rPr>
       </w:pPr>
       <w:r>
@@ -36342,9 +36613,73 @@
           <w:b/>
           <w:bCs/>
           <w:szCs w:val="24"/>
-          <w:lang w:val="en-US"/>
-        </w:rPr>
-        <w:t xml:space="preserve">Form </w:t>
+          <w:lang w:val="nn-NO"/>
+        </w:rPr>
+        <w:lastRenderedPageBreak/>
+        <w:t>Surat Keterangan Penilaian</w:t>
+      </w:r>
+      <w:r>
+        <w:rPr>
+          <w:rFonts w:cs="Times New Roman"/>
+          <w:b/>
+          <w:bCs/>
+          <w:szCs w:val="24"/>
+          <w:lang w:val="nn-NO"/>
+        </w:rPr>
+        <w:t xml:space="preserve"> Pembimbing Kampus</w:t>
+      </w:r>
+    </w:p>
+    <w:p>
+      <w:pPr>
+        <w:ind w:right="-143"/>
+        <w:jc w:val="both"/>
+        <w:rPr>
+          <w:rFonts w:cs="Times New Roman"/>
+          <w:b/>
+          <w:bCs/>
+          <w:szCs w:val="24"/>
+          <w:lang w:val="nn-NO"/>
+        </w:rPr>
+      </w:pPr>
+    </w:p>
+    <w:p>
+      <w:pPr>
+        <w:pStyle w:val="ListParagraph"/>
+        <w:numPr>
+          <w:ilvl w:val="3"/>
+          <w:numId w:val="1"/>
+        </w:numPr>
+        <w:ind w:right="-143"/>
+        <w:jc w:val="both"/>
+        <w:rPr>
+          <w:rFonts w:cs="Times New Roman"/>
+          <w:b/>
+          <w:bCs/>
+          <w:szCs w:val="24"/>
+          <w:lang w:val="en-US"/>
+        </w:rPr>
+      </w:pPr>
+      <w:proofErr w:type="gramStart"/>
+      <w:r>
+        <w:rPr>
+          <w:rFonts w:cs="Times New Roman"/>
+          <w:b/>
+          <w:bCs/>
+          <w:szCs w:val="24"/>
+          <w:lang w:val="en-US"/>
+        </w:rPr>
+        <w:t>Form</w:t>
+      </w:r>
+      <w:proofErr w:type="gramEnd"/>
+      <w:r>
+        <w:rPr>
+          <w:rFonts w:cs="Times New Roman"/>
+          <w:b/>
+          <w:bCs/>
+          <w:szCs w:val="24"/>
+          <w:lang w:val="en-US"/>
+        </w:rPr>
+        <w:t xml:space="preserve"> </w:t>
       </w:r>
       <w:proofErr w:type="spellStart"/>
       <w:r>
@@ -36468,7 +36803,7 @@
                     </pic:cNvPicPr>
                   </pic:nvPicPr>
                   <pic:blipFill>
-                    <a:blip r:embed="rId32">
+                    <a:blip r:embed="rId38">
                       <a:extLst>
                         <a:ext uri="{28A0092B-C50C-407E-A947-70E740481C1C}">
                           <a14:useLocalDpi xmlns:a14="http://schemas.microsoft.com/office/drawing/2010/main" val="0"/>
@@ -36578,7 +36913,7 @@
                     </pic:cNvPicPr>
                   </pic:nvPicPr>
                   <pic:blipFill>
-                    <a:blip r:embed="rId33">
+                    <a:blip r:embed="rId39">
                       <a:extLst>
                         <a:ext uri="{28A0092B-C50C-407E-A947-70E740481C1C}">
                           <a14:useLocalDpi xmlns:a14="http://schemas.microsoft.com/office/drawing/2010/main" val="0"/>
@@ -36660,7 +36995,7 @@
                     </pic:cNvPicPr>
                   </pic:nvPicPr>
                   <pic:blipFill>
-                    <a:blip r:embed="rId34">
+                    <a:blip r:embed="rId40">
                       <a:extLst>
                         <a:ext uri="{28A0092B-C50C-407E-A947-70E740481C1C}">
                           <a14:useLocalDpi xmlns:a14="http://schemas.microsoft.com/office/drawing/2010/main" val="0"/>
@@ -36723,540 +37058,6 @@
                 <pic:pic xmlns:pic="http://schemas.openxmlformats.org/drawingml/2006/picture">
                   <pic:nvPicPr>
                     <pic:cNvPr id="0" name="Picture 4"/>
-                    <pic:cNvPicPr>
-                      <a:picLocks noChangeAspect="1" noChangeArrowheads="1"/>
-                    </pic:cNvPicPr>
-                  </pic:nvPicPr>
-                  <pic:blipFill>
-                    <a:blip r:embed="rId35">
-                      <a:extLst>
-                        <a:ext uri="{28A0092B-C50C-407E-A947-70E740481C1C}">
-                          <a14:useLocalDpi xmlns:a14="http://schemas.microsoft.com/office/drawing/2010/main" val="0"/>
-                        </a:ext>
-                      </a:extLst>
-                    </a:blip>
-                    <a:srcRect/>
-                    <a:stretch>
-                      <a:fillRect/>
-                    </a:stretch>
-                  </pic:blipFill>
-                  <pic:spPr bwMode="auto">
-                    <a:xfrm>
-                      <a:off x="0" y="0"/>
-                      <a:ext cx="5039995" cy="7936230"/>
-                    </a:xfrm>
-                    <a:prstGeom prst="rect">
-                      <a:avLst/>
-                    </a:prstGeom>
-                    <a:noFill/>
-                    <a:ln>
-                      <a:noFill/>
-                    </a:ln>
-                  </pic:spPr>
-                </pic:pic>
-              </a:graphicData>
-            </a:graphic>
-          </wp:inline>
-        </w:drawing>
-      </w:r>
-    </w:p>
-    <w:p>
-      <w:pPr>
-        <w:pStyle w:val="ListParagraph"/>
-        <w:ind w:left="0" w:right="-285"/>
-        <w:jc w:val="both"/>
-        <w:rPr>
-          <w:rFonts w:cs="Times New Roman"/>
-          <w:color w:val="0563C1" w:themeColor="hyperlink"/>
-          <w:szCs w:val="24"/>
-          <w:u w:val="single"/>
-          <w:lang w:val="en-US"/>
-        </w:rPr>
-      </w:pPr>
-    </w:p>
-    <w:p>
-      <w:pPr>
-        <w:pStyle w:val="ListParagraph"/>
-        <w:ind w:left="0" w:right="-285"/>
-        <w:jc w:val="both"/>
-        <w:rPr>
-          <w:rFonts w:cs="Times New Roman"/>
-          <w:color w:val="0563C1" w:themeColor="hyperlink"/>
-          <w:szCs w:val="24"/>
-          <w:u w:val="single"/>
-          <w:lang w:val="en-US"/>
-        </w:rPr>
-      </w:pPr>
-    </w:p>
-    <w:p>
-      <w:pPr>
-        <w:pStyle w:val="ListParagraph"/>
-        <w:ind w:left="0" w:right="-285"/>
-        <w:jc w:val="both"/>
-        <w:rPr>
-          <w:rFonts w:cs="Times New Roman"/>
-          <w:color w:val="0563C1" w:themeColor="hyperlink"/>
-          <w:szCs w:val="24"/>
-          <w:u w:val="single"/>
-          <w:lang w:val="en-US"/>
-        </w:rPr>
-      </w:pPr>
-      <w:r>
-        <w:rPr>
-          <w:noProof/>
-        </w:rPr>
-        <w:lastRenderedPageBreak/>
-        <w:drawing>
-          <wp:inline distT="0" distB="0" distL="0" distR="0" wp14:anchorId="4E57FB38" wp14:editId="74A4BDAD">
-            <wp:extent cx="5039995" cy="8369935"/>
-            <wp:effectExtent l="0" t="0" r="8255" b="0"/>
-            <wp:docPr id="192417478" name="Picture 5"/>
-            <wp:cNvGraphicFramePr>
-              <a:graphicFrameLocks xmlns:a="http://schemas.openxmlformats.org/drawingml/2006/main" noChangeAspect="1"/>
-            </wp:cNvGraphicFramePr>
-            <a:graphic xmlns:a="http://schemas.openxmlformats.org/drawingml/2006/main">
-              <a:graphicData uri="http://schemas.openxmlformats.org/drawingml/2006/picture">
-                <pic:pic xmlns:pic="http://schemas.openxmlformats.org/drawingml/2006/picture">
-                  <pic:nvPicPr>
-                    <pic:cNvPr id="0" name="Picture 5"/>
-                    <pic:cNvPicPr>
-                      <a:picLocks noChangeAspect="1" noChangeArrowheads="1"/>
-                    </pic:cNvPicPr>
-                  </pic:nvPicPr>
-                  <pic:blipFill>
-                    <a:blip r:embed="rId36">
-                      <a:extLst>
-                        <a:ext uri="{28A0092B-C50C-407E-A947-70E740481C1C}">
-                          <a14:useLocalDpi xmlns:a14="http://schemas.microsoft.com/office/drawing/2010/main" val="0"/>
-                        </a:ext>
-                      </a:extLst>
-                    </a:blip>
-                    <a:srcRect/>
-                    <a:stretch>
-                      <a:fillRect/>
-                    </a:stretch>
-                  </pic:blipFill>
-                  <pic:spPr bwMode="auto">
-                    <a:xfrm>
-                      <a:off x="0" y="0"/>
-                      <a:ext cx="5039995" cy="8369935"/>
-                    </a:xfrm>
-                    <a:prstGeom prst="rect">
-                      <a:avLst/>
-                    </a:prstGeom>
-                    <a:noFill/>
-                    <a:ln>
-                      <a:noFill/>
-                    </a:ln>
-                  </pic:spPr>
-                </pic:pic>
-              </a:graphicData>
-            </a:graphic>
-          </wp:inline>
-        </w:drawing>
-      </w:r>
-    </w:p>
-    <w:p>
-      <w:pPr>
-        <w:pStyle w:val="ListParagraph"/>
-        <w:ind w:left="0" w:right="-285"/>
-        <w:jc w:val="both"/>
-        <w:rPr>
-          <w:rFonts w:cs="Times New Roman"/>
-          <w:color w:val="0563C1" w:themeColor="hyperlink"/>
-          <w:szCs w:val="24"/>
-          <w:u w:val="single"/>
-          <w:lang w:val="en-US"/>
-        </w:rPr>
-      </w:pPr>
-      <w:r>
-        <w:rPr>
-          <w:noProof/>
-        </w:rPr>
-        <w:lastRenderedPageBreak/>
-        <w:drawing>
-          <wp:inline distT="0" distB="0" distL="0" distR="0" wp14:anchorId="0630C499" wp14:editId="40A0954D">
-            <wp:extent cx="5039995" cy="7936230"/>
-            <wp:effectExtent l="0" t="0" r="8255" b="0"/>
-            <wp:docPr id="1755990799" name="Picture 6"/>
-            <wp:cNvGraphicFramePr>
-              <a:graphicFrameLocks xmlns:a="http://schemas.openxmlformats.org/drawingml/2006/main" noChangeAspect="1"/>
-            </wp:cNvGraphicFramePr>
-            <a:graphic xmlns:a="http://schemas.openxmlformats.org/drawingml/2006/main">
-              <a:graphicData uri="http://schemas.openxmlformats.org/drawingml/2006/picture">
-                <pic:pic xmlns:pic="http://schemas.openxmlformats.org/drawingml/2006/picture">
-                  <pic:nvPicPr>
-                    <pic:cNvPr id="0" name="Picture 6"/>
-                    <pic:cNvPicPr>
-                      <a:picLocks noChangeAspect="1" noChangeArrowheads="1"/>
-                    </pic:cNvPicPr>
-                  </pic:nvPicPr>
-                  <pic:blipFill>
-                    <a:blip r:embed="rId37">
-                      <a:extLst>
-                        <a:ext uri="{28A0092B-C50C-407E-A947-70E740481C1C}">
-                          <a14:useLocalDpi xmlns:a14="http://schemas.microsoft.com/office/drawing/2010/main" val="0"/>
-                        </a:ext>
-                      </a:extLst>
-                    </a:blip>
-                    <a:srcRect/>
-                    <a:stretch>
-                      <a:fillRect/>
-                    </a:stretch>
-                  </pic:blipFill>
-                  <pic:spPr bwMode="auto">
-                    <a:xfrm>
-                      <a:off x="0" y="0"/>
-                      <a:ext cx="5039995" cy="7936230"/>
-                    </a:xfrm>
-                    <a:prstGeom prst="rect">
-                      <a:avLst/>
-                    </a:prstGeom>
-                    <a:noFill/>
-                    <a:ln>
-                      <a:noFill/>
-                    </a:ln>
-                  </pic:spPr>
-                </pic:pic>
-              </a:graphicData>
-            </a:graphic>
-          </wp:inline>
-        </w:drawing>
-      </w:r>
-    </w:p>
-    <w:p>
-      <w:pPr>
-        <w:pStyle w:val="ListParagraph"/>
-        <w:ind w:left="0" w:right="-285"/>
-        <w:jc w:val="both"/>
-        <w:rPr>
-          <w:rFonts w:cs="Times New Roman"/>
-          <w:color w:val="0563C1" w:themeColor="hyperlink"/>
-          <w:szCs w:val="24"/>
-          <w:u w:val="single"/>
-          <w:lang w:val="en-US"/>
-        </w:rPr>
-      </w:pPr>
-    </w:p>
-    <w:p>
-      <w:pPr>
-        <w:pStyle w:val="ListParagraph"/>
-        <w:ind w:left="0" w:right="-285"/>
-        <w:jc w:val="both"/>
-        <w:rPr>
-          <w:rFonts w:cs="Times New Roman"/>
-          <w:color w:val="0563C1" w:themeColor="hyperlink"/>
-          <w:szCs w:val="24"/>
-          <w:u w:val="single"/>
-          <w:lang w:val="en-US"/>
-        </w:rPr>
-      </w:pPr>
-    </w:p>
-    <w:p>
-      <w:pPr>
-        <w:pStyle w:val="ListParagraph"/>
-        <w:ind w:left="0" w:right="-285"/>
-        <w:jc w:val="both"/>
-        <w:rPr>
-          <w:rFonts w:cs="Times New Roman"/>
-          <w:color w:val="0563C1" w:themeColor="hyperlink"/>
-          <w:szCs w:val="24"/>
-          <w:u w:val="single"/>
-          <w:lang w:val="en-US"/>
-        </w:rPr>
-      </w:pPr>
-      <w:r>
-        <w:rPr>
-          <w:noProof/>
-        </w:rPr>
-        <w:lastRenderedPageBreak/>
-        <w:drawing>
-          <wp:inline distT="0" distB="0" distL="0" distR="0" wp14:anchorId="2D9D2C2B" wp14:editId="5EB223D3">
-            <wp:extent cx="5039995" cy="7882890"/>
-            <wp:effectExtent l="0" t="0" r="8255" b="0"/>
-            <wp:docPr id="430934392" name="Picture 7"/>
-            <wp:cNvGraphicFramePr>
-              <a:graphicFrameLocks xmlns:a="http://schemas.openxmlformats.org/drawingml/2006/main" noChangeAspect="1"/>
-            </wp:cNvGraphicFramePr>
-            <a:graphic xmlns:a="http://schemas.openxmlformats.org/drawingml/2006/main">
-              <a:graphicData uri="http://schemas.openxmlformats.org/drawingml/2006/picture">
-                <pic:pic xmlns:pic="http://schemas.openxmlformats.org/drawingml/2006/picture">
-                  <pic:nvPicPr>
-                    <pic:cNvPr id="0" name="Picture 7"/>
-                    <pic:cNvPicPr>
-                      <a:picLocks noChangeAspect="1" noChangeArrowheads="1"/>
-                    </pic:cNvPicPr>
-                  </pic:nvPicPr>
-                  <pic:blipFill>
-                    <a:blip r:embed="rId38">
-                      <a:extLst>
-                        <a:ext uri="{28A0092B-C50C-407E-A947-70E740481C1C}">
-                          <a14:useLocalDpi xmlns:a14="http://schemas.microsoft.com/office/drawing/2010/main" val="0"/>
-                        </a:ext>
-                      </a:extLst>
-                    </a:blip>
-                    <a:srcRect/>
-                    <a:stretch>
-                      <a:fillRect/>
-                    </a:stretch>
-                  </pic:blipFill>
-                  <pic:spPr bwMode="auto">
-                    <a:xfrm>
-                      <a:off x="0" y="0"/>
-                      <a:ext cx="5039995" cy="7882890"/>
-                    </a:xfrm>
-                    <a:prstGeom prst="rect">
-                      <a:avLst/>
-                    </a:prstGeom>
-                    <a:noFill/>
-                    <a:ln>
-                      <a:noFill/>
-                    </a:ln>
-                  </pic:spPr>
-                </pic:pic>
-              </a:graphicData>
-            </a:graphic>
-          </wp:inline>
-        </w:drawing>
-      </w:r>
-    </w:p>
-    <w:p>
-      <w:pPr>
-        <w:pStyle w:val="ListParagraph"/>
-        <w:ind w:left="0" w:right="-285"/>
-        <w:jc w:val="both"/>
-        <w:rPr>
-          <w:rFonts w:cs="Times New Roman"/>
-          <w:color w:val="0563C1" w:themeColor="hyperlink"/>
-          <w:szCs w:val="24"/>
-          <w:u w:val="single"/>
-          <w:lang w:val="en-US"/>
-        </w:rPr>
-      </w:pPr>
-    </w:p>
-    <w:p>
-      <w:pPr>
-        <w:pStyle w:val="ListParagraph"/>
-        <w:ind w:left="0" w:right="-285"/>
-        <w:jc w:val="both"/>
-        <w:rPr>
-          <w:rFonts w:cs="Times New Roman"/>
-          <w:color w:val="0563C1" w:themeColor="hyperlink"/>
-          <w:szCs w:val="24"/>
-          <w:u w:val="single"/>
-          <w:lang w:val="en-US"/>
-        </w:rPr>
-      </w:pPr>
-    </w:p>
-    <w:p>
-      <w:pPr>
-        <w:pStyle w:val="ListParagraph"/>
-        <w:ind w:left="0" w:right="-285"/>
-        <w:jc w:val="both"/>
-        <w:rPr>
-          <w:rFonts w:cs="Times New Roman"/>
-          <w:color w:val="0563C1" w:themeColor="hyperlink"/>
-          <w:szCs w:val="24"/>
-          <w:u w:val="single"/>
-          <w:lang w:val="en-US"/>
-        </w:rPr>
-      </w:pPr>
-      <w:r>
-        <w:rPr>
-          <w:noProof/>
-        </w:rPr>
-        <w:lastRenderedPageBreak/>
-        <w:drawing>
-          <wp:inline distT="0" distB="0" distL="0" distR="0" wp14:anchorId="661A215E" wp14:editId="47C96301">
-            <wp:extent cx="5039995" cy="7960995"/>
-            <wp:effectExtent l="0" t="0" r="8255" b="0"/>
-            <wp:docPr id="1564906754" name="Picture 9"/>
-            <wp:cNvGraphicFramePr>
-              <a:graphicFrameLocks xmlns:a="http://schemas.openxmlformats.org/drawingml/2006/main" noChangeAspect="1"/>
-            </wp:cNvGraphicFramePr>
-            <a:graphic xmlns:a="http://schemas.openxmlformats.org/drawingml/2006/main">
-              <a:graphicData uri="http://schemas.openxmlformats.org/drawingml/2006/picture">
-                <pic:pic xmlns:pic="http://schemas.openxmlformats.org/drawingml/2006/picture">
-                  <pic:nvPicPr>
-                    <pic:cNvPr id="0" name="Picture 9"/>
-                    <pic:cNvPicPr>
-                      <a:picLocks noChangeAspect="1" noChangeArrowheads="1"/>
-                    </pic:cNvPicPr>
-                  </pic:nvPicPr>
-                  <pic:blipFill>
-                    <a:blip r:embed="rId39">
-                      <a:extLst>
-                        <a:ext uri="{28A0092B-C50C-407E-A947-70E740481C1C}">
-                          <a14:useLocalDpi xmlns:a14="http://schemas.microsoft.com/office/drawing/2010/main" val="0"/>
-                        </a:ext>
-                      </a:extLst>
-                    </a:blip>
-                    <a:srcRect/>
-                    <a:stretch>
-                      <a:fillRect/>
-                    </a:stretch>
-                  </pic:blipFill>
-                  <pic:spPr bwMode="auto">
-                    <a:xfrm>
-                      <a:off x="0" y="0"/>
-                      <a:ext cx="5039995" cy="7960995"/>
-                    </a:xfrm>
-                    <a:prstGeom prst="rect">
-                      <a:avLst/>
-                    </a:prstGeom>
-                    <a:noFill/>
-                    <a:ln>
-                      <a:noFill/>
-                    </a:ln>
-                  </pic:spPr>
-                </pic:pic>
-              </a:graphicData>
-            </a:graphic>
-          </wp:inline>
-        </w:drawing>
-      </w:r>
-    </w:p>
-    <w:p>
-      <w:pPr>
-        <w:pStyle w:val="ListParagraph"/>
-        <w:ind w:left="0" w:right="-285"/>
-        <w:jc w:val="both"/>
-        <w:rPr>
-          <w:rFonts w:cs="Times New Roman"/>
-          <w:color w:val="0563C1" w:themeColor="hyperlink"/>
-          <w:szCs w:val="24"/>
-          <w:u w:val="single"/>
-          <w:lang w:val="en-US"/>
-        </w:rPr>
-      </w:pPr>
-    </w:p>
-    <w:p>
-      <w:pPr>
-        <w:pStyle w:val="ListParagraph"/>
-        <w:ind w:left="0" w:right="-285"/>
-        <w:jc w:val="both"/>
-        <w:rPr>
-          <w:rFonts w:cs="Times New Roman"/>
-          <w:color w:val="0563C1" w:themeColor="hyperlink"/>
-          <w:szCs w:val="24"/>
-          <w:u w:val="single"/>
-          <w:lang w:val="en-US"/>
-        </w:rPr>
-      </w:pPr>
-    </w:p>
-    <w:p>
-      <w:pPr>
-        <w:pStyle w:val="ListParagraph"/>
-        <w:ind w:left="0" w:right="-285"/>
-        <w:jc w:val="both"/>
-        <w:rPr>
-          <w:rFonts w:cs="Times New Roman"/>
-          <w:color w:val="0563C1" w:themeColor="hyperlink"/>
-          <w:szCs w:val="24"/>
-          <w:u w:val="single"/>
-          <w:lang w:val="en-US"/>
-        </w:rPr>
-      </w:pPr>
-      <w:r>
-        <w:rPr>
-          <w:noProof/>
-        </w:rPr>
-        <w:lastRenderedPageBreak/>
-        <w:drawing>
-          <wp:inline distT="0" distB="0" distL="0" distR="0" wp14:anchorId="5C2E93B3" wp14:editId="4C8D82B7">
-            <wp:extent cx="5039995" cy="8169275"/>
-            <wp:effectExtent l="0" t="0" r="8255" b="0"/>
-            <wp:docPr id="1769049875" name="Picture 10"/>
-            <wp:cNvGraphicFramePr>
-              <a:graphicFrameLocks xmlns:a="http://schemas.openxmlformats.org/drawingml/2006/main" noChangeAspect="1"/>
-            </wp:cNvGraphicFramePr>
-            <a:graphic xmlns:a="http://schemas.openxmlformats.org/drawingml/2006/main">
-              <a:graphicData uri="http://schemas.openxmlformats.org/drawingml/2006/picture">
-                <pic:pic xmlns:pic="http://schemas.openxmlformats.org/drawingml/2006/picture">
-                  <pic:nvPicPr>
-                    <pic:cNvPr id="0" name="Picture 10"/>
-                    <pic:cNvPicPr>
-                      <a:picLocks noChangeAspect="1" noChangeArrowheads="1"/>
-                    </pic:cNvPicPr>
-                  </pic:nvPicPr>
-                  <pic:blipFill>
-                    <a:blip r:embed="rId40">
-                      <a:extLst>
-                        <a:ext uri="{28A0092B-C50C-407E-A947-70E740481C1C}">
-                          <a14:useLocalDpi xmlns:a14="http://schemas.microsoft.com/office/drawing/2010/main" val="0"/>
-                        </a:ext>
-                      </a:extLst>
-                    </a:blip>
-                    <a:srcRect/>
-                    <a:stretch>
-                      <a:fillRect/>
-                    </a:stretch>
-                  </pic:blipFill>
-                  <pic:spPr bwMode="auto">
-                    <a:xfrm>
-                      <a:off x="0" y="0"/>
-                      <a:ext cx="5039995" cy="8169275"/>
-                    </a:xfrm>
-                    <a:prstGeom prst="rect">
-                      <a:avLst/>
-                    </a:prstGeom>
-                    <a:noFill/>
-                    <a:ln>
-                      <a:noFill/>
-                    </a:ln>
-                  </pic:spPr>
-                </pic:pic>
-              </a:graphicData>
-            </a:graphic>
-          </wp:inline>
-        </w:drawing>
-      </w:r>
-    </w:p>
-    <w:p>
-      <w:pPr>
-        <w:pStyle w:val="ListParagraph"/>
-        <w:ind w:left="0" w:right="-285"/>
-        <w:jc w:val="both"/>
-        <w:rPr>
-          <w:rFonts w:cs="Times New Roman"/>
-          <w:color w:val="0563C1" w:themeColor="hyperlink"/>
-          <w:szCs w:val="24"/>
-          <w:u w:val="single"/>
-          <w:lang w:val="en-US"/>
-        </w:rPr>
-      </w:pPr>
-    </w:p>
-    <w:p>
-      <w:pPr>
-        <w:pStyle w:val="ListParagraph"/>
-        <w:ind w:left="0" w:right="-285"/>
-        <w:jc w:val="both"/>
-        <w:rPr>
-          <w:rFonts w:cs="Times New Roman"/>
-          <w:color w:val="0563C1" w:themeColor="hyperlink"/>
-          <w:szCs w:val="24"/>
-          <w:u w:val="single"/>
-          <w:lang w:val="en-US"/>
-        </w:rPr>
-      </w:pPr>
-      <w:r>
-        <w:rPr>
-          <w:noProof/>
-        </w:rPr>
-        <w:lastRenderedPageBreak/>
-        <w:drawing>
-          <wp:inline distT="0" distB="0" distL="0" distR="0" wp14:anchorId="64F826B2" wp14:editId="0617334F">
-            <wp:extent cx="5039995" cy="7936230"/>
-            <wp:effectExtent l="0" t="0" r="8255" b="0"/>
-            <wp:docPr id="501318752" name="Picture 11"/>
-            <wp:cNvGraphicFramePr>
-              <a:graphicFrameLocks xmlns:a="http://schemas.openxmlformats.org/drawingml/2006/main" noChangeAspect="1"/>
-            </wp:cNvGraphicFramePr>
-            <a:graphic xmlns:a="http://schemas.openxmlformats.org/drawingml/2006/main">
-              <a:graphicData uri="http://schemas.openxmlformats.org/drawingml/2006/picture">
-                <pic:pic xmlns:pic="http://schemas.openxmlformats.org/drawingml/2006/picture">
-                  <pic:nvPicPr>
-                    <pic:cNvPr id="0" name="Picture 11"/>
                     <pic:cNvPicPr>
                       <a:picLocks noChangeAspect="1" noChangeArrowheads="1"/>
                     </pic:cNvPicPr>
@@ -37341,10 +37142,10 @@
         </w:rPr>
         <w:lastRenderedPageBreak/>
         <w:drawing>
-          <wp:inline distT="0" distB="0" distL="0" distR="0" wp14:anchorId="53C2440C" wp14:editId="58498529">
-            <wp:extent cx="5039995" cy="7882890"/>
+          <wp:inline distT="0" distB="0" distL="0" distR="0" wp14:anchorId="4E57FB38" wp14:editId="74A4BDAD">
+            <wp:extent cx="5039995" cy="8369935"/>
             <wp:effectExtent l="0" t="0" r="8255" b="0"/>
-            <wp:docPr id="1745916831" name="Picture 12"/>
+            <wp:docPr id="192417478" name="Picture 5"/>
             <wp:cNvGraphicFramePr>
               <a:graphicFrameLocks xmlns:a="http://schemas.openxmlformats.org/drawingml/2006/main" noChangeAspect="1"/>
             </wp:cNvGraphicFramePr>
@@ -37352,13 +37153,177 @@
               <a:graphicData uri="http://schemas.openxmlformats.org/drawingml/2006/picture">
                 <pic:pic xmlns:pic="http://schemas.openxmlformats.org/drawingml/2006/picture">
                   <pic:nvPicPr>
-                    <pic:cNvPr id="0" name="Picture 12"/>
+                    <pic:cNvPr id="0" name="Picture 5"/>
                     <pic:cNvPicPr>
                       <a:picLocks noChangeAspect="1" noChangeArrowheads="1"/>
                     </pic:cNvPicPr>
                   </pic:nvPicPr>
                   <pic:blipFill>
                     <a:blip r:embed="rId42">
+                      <a:extLst>
+                        <a:ext uri="{28A0092B-C50C-407E-A947-70E740481C1C}">
+                          <a14:useLocalDpi xmlns:a14="http://schemas.microsoft.com/office/drawing/2010/main" val="0"/>
+                        </a:ext>
+                      </a:extLst>
+                    </a:blip>
+                    <a:srcRect/>
+                    <a:stretch>
+                      <a:fillRect/>
+                    </a:stretch>
+                  </pic:blipFill>
+                  <pic:spPr bwMode="auto">
+                    <a:xfrm>
+                      <a:off x="0" y="0"/>
+                      <a:ext cx="5039995" cy="8369935"/>
+                    </a:xfrm>
+                    <a:prstGeom prst="rect">
+                      <a:avLst/>
+                    </a:prstGeom>
+                    <a:noFill/>
+                    <a:ln>
+                      <a:noFill/>
+                    </a:ln>
+                  </pic:spPr>
+                </pic:pic>
+              </a:graphicData>
+            </a:graphic>
+          </wp:inline>
+        </w:drawing>
+      </w:r>
+    </w:p>
+    <w:p>
+      <w:pPr>
+        <w:pStyle w:val="ListParagraph"/>
+        <w:ind w:left="0" w:right="-285"/>
+        <w:jc w:val="both"/>
+        <w:rPr>
+          <w:rFonts w:cs="Times New Roman"/>
+          <w:color w:val="0563C1" w:themeColor="hyperlink"/>
+          <w:szCs w:val="24"/>
+          <w:u w:val="single"/>
+          <w:lang w:val="en-US"/>
+        </w:rPr>
+      </w:pPr>
+      <w:r>
+        <w:rPr>
+          <w:noProof/>
+        </w:rPr>
+        <w:lastRenderedPageBreak/>
+        <w:drawing>
+          <wp:inline distT="0" distB="0" distL="0" distR="0" wp14:anchorId="0630C499" wp14:editId="40A0954D">
+            <wp:extent cx="5039995" cy="7936230"/>
+            <wp:effectExtent l="0" t="0" r="8255" b="0"/>
+            <wp:docPr id="1755990799" name="Picture 6"/>
+            <wp:cNvGraphicFramePr>
+              <a:graphicFrameLocks xmlns:a="http://schemas.openxmlformats.org/drawingml/2006/main" noChangeAspect="1"/>
+            </wp:cNvGraphicFramePr>
+            <a:graphic xmlns:a="http://schemas.openxmlformats.org/drawingml/2006/main">
+              <a:graphicData uri="http://schemas.openxmlformats.org/drawingml/2006/picture">
+                <pic:pic xmlns:pic="http://schemas.openxmlformats.org/drawingml/2006/picture">
+                  <pic:nvPicPr>
+                    <pic:cNvPr id="0" name="Picture 6"/>
+                    <pic:cNvPicPr>
+                      <a:picLocks noChangeAspect="1" noChangeArrowheads="1"/>
+                    </pic:cNvPicPr>
+                  </pic:nvPicPr>
+                  <pic:blipFill>
+                    <a:blip r:embed="rId43">
+                      <a:extLst>
+                        <a:ext uri="{28A0092B-C50C-407E-A947-70E740481C1C}">
+                          <a14:useLocalDpi xmlns:a14="http://schemas.microsoft.com/office/drawing/2010/main" val="0"/>
+                        </a:ext>
+                      </a:extLst>
+                    </a:blip>
+                    <a:srcRect/>
+                    <a:stretch>
+                      <a:fillRect/>
+                    </a:stretch>
+                  </pic:blipFill>
+                  <pic:spPr bwMode="auto">
+                    <a:xfrm>
+                      <a:off x="0" y="0"/>
+                      <a:ext cx="5039995" cy="7936230"/>
+                    </a:xfrm>
+                    <a:prstGeom prst="rect">
+                      <a:avLst/>
+                    </a:prstGeom>
+                    <a:noFill/>
+                    <a:ln>
+                      <a:noFill/>
+                    </a:ln>
+                  </pic:spPr>
+                </pic:pic>
+              </a:graphicData>
+            </a:graphic>
+          </wp:inline>
+        </w:drawing>
+      </w:r>
+    </w:p>
+    <w:p>
+      <w:pPr>
+        <w:pStyle w:val="ListParagraph"/>
+        <w:ind w:left="0" w:right="-285"/>
+        <w:jc w:val="both"/>
+        <w:rPr>
+          <w:rFonts w:cs="Times New Roman"/>
+          <w:color w:val="0563C1" w:themeColor="hyperlink"/>
+          <w:szCs w:val="24"/>
+          <w:u w:val="single"/>
+          <w:lang w:val="en-US"/>
+        </w:rPr>
+      </w:pPr>
+    </w:p>
+    <w:p>
+      <w:pPr>
+        <w:pStyle w:val="ListParagraph"/>
+        <w:ind w:left="0" w:right="-285"/>
+        <w:jc w:val="both"/>
+        <w:rPr>
+          <w:rFonts w:cs="Times New Roman"/>
+          <w:color w:val="0563C1" w:themeColor="hyperlink"/>
+          <w:szCs w:val="24"/>
+          <w:u w:val="single"/>
+          <w:lang w:val="en-US"/>
+        </w:rPr>
+      </w:pPr>
+    </w:p>
+    <w:p>
+      <w:pPr>
+        <w:pStyle w:val="ListParagraph"/>
+        <w:ind w:left="0" w:right="-285"/>
+        <w:jc w:val="both"/>
+        <w:rPr>
+          <w:rFonts w:cs="Times New Roman"/>
+          <w:color w:val="0563C1" w:themeColor="hyperlink"/>
+          <w:szCs w:val="24"/>
+          <w:u w:val="single"/>
+          <w:lang w:val="en-US"/>
+        </w:rPr>
+      </w:pPr>
+      <w:r>
+        <w:rPr>
+          <w:noProof/>
+        </w:rPr>
+        <w:lastRenderedPageBreak/>
+        <w:drawing>
+          <wp:inline distT="0" distB="0" distL="0" distR="0" wp14:anchorId="2D9D2C2B" wp14:editId="5EB223D3">
+            <wp:extent cx="5039995" cy="7882890"/>
+            <wp:effectExtent l="0" t="0" r="8255" b="0"/>
+            <wp:docPr id="430934392" name="Picture 7"/>
+            <wp:cNvGraphicFramePr>
+              <a:graphicFrameLocks xmlns:a="http://schemas.openxmlformats.org/drawingml/2006/main" noChangeAspect="1"/>
+            </wp:cNvGraphicFramePr>
+            <a:graphic xmlns:a="http://schemas.openxmlformats.org/drawingml/2006/main">
+              <a:graphicData uri="http://schemas.openxmlformats.org/drawingml/2006/picture">
+                <pic:pic xmlns:pic="http://schemas.openxmlformats.org/drawingml/2006/picture">
+                  <pic:nvPicPr>
+                    <pic:cNvPr id="0" name="Picture 7"/>
+                    <pic:cNvPicPr>
+                      <a:picLocks noChangeAspect="1" noChangeArrowheads="1"/>
+                    </pic:cNvPicPr>
+                  </pic:nvPicPr>
+                  <pic:blipFill>
+                    <a:blip r:embed="rId44">
                       <a:extLst>
                         <a:ext uri="{28A0092B-C50C-407E-A947-70E740481C1C}">
                           <a14:useLocalDpi xmlns:a14="http://schemas.microsoft.com/office/drawing/2010/main" val="0"/>
@@ -37437,6 +37402,376 @@
         </w:rPr>
         <w:lastRenderedPageBreak/>
         <w:drawing>
+          <wp:inline distT="0" distB="0" distL="0" distR="0" wp14:anchorId="661A215E" wp14:editId="47C96301">
+            <wp:extent cx="5039995" cy="7960995"/>
+            <wp:effectExtent l="0" t="0" r="8255" b="0"/>
+            <wp:docPr id="1564906754" name="Picture 9"/>
+            <wp:cNvGraphicFramePr>
+              <a:graphicFrameLocks xmlns:a="http://schemas.openxmlformats.org/drawingml/2006/main" noChangeAspect="1"/>
+            </wp:cNvGraphicFramePr>
+            <a:graphic xmlns:a="http://schemas.openxmlformats.org/drawingml/2006/main">
+              <a:graphicData uri="http://schemas.openxmlformats.org/drawingml/2006/picture">
+                <pic:pic xmlns:pic="http://schemas.openxmlformats.org/drawingml/2006/picture">
+                  <pic:nvPicPr>
+                    <pic:cNvPr id="0" name="Picture 9"/>
+                    <pic:cNvPicPr>
+                      <a:picLocks noChangeAspect="1" noChangeArrowheads="1"/>
+                    </pic:cNvPicPr>
+                  </pic:nvPicPr>
+                  <pic:blipFill>
+                    <a:blip r:embed="rId45">
+                      <a:extLst>
+                        <a:ext uri="{28A0092B-C50C-407E-A947-70E740481C1C}">
+                          <a14:useLocalDpi xmlns:a14="http://schemas.microsoft.com/office/drawing/2010/main" val="0"/>
+                        </a:ext>
+                      </a:extLst>
+                    </a:blip>
+                    <a:srcRect/>
+                    <a:stretch>
+                      <a:fillRect/>
+                    </a:stretch>
+                  </pic:blipFill>
+                  <pic:spPr bwMode="auto">
+                    <a:xfrm>
+                      <a:off x="0" y="0"/>
+                      <a:ext cx="5039995" cy="7960995"/>
+                    </a:xfrm>
+                    <a:prstGeom prst="rect">
+                      <a:avLst/>
+                    </a:prstGeom>
+                    <a:noFill/>
+                    <a:ln>
+                      <a:noFill/>
+                    </a:ln>
+                  </pic:spPr>
+                </pic:pic>
+              </a:graphicData>
+            </a:graphic>
+          </wp:inline>
+        </w:drawing>
+      </w:r>
+    </w:p>
+    <w:p>
+      <w:pPr>
+        <w:pStyle w:val="ListParagraph"/>
+        <w:ind w:left="0" w:right="-285"/>
+        <w:jc w:val="both"/>
+        <w:rPr>
+          <w:rFonts w:cs="Times New Roman"/>
+          <w:color w:val="0563C1" w:themeColor="hyperlink"/>
+          <w:szCs w:val="24"/>
+          <w:u w:val="single"/>
+          <w:lang w:val="en-US"/>
+        </w:rPr>
+      </w:pPr>
+    </w:p>
+    <w:p>
+      <w:pPr>
+        <w:pStyle w:val="ListParagraph"/>
+        <w:ind w:left="0" w:right="-285"/>
+        <w:jc w:val="both"/>
+        <w:rPr>
+          <w:rFonts w:cs="Times New Roman"/>
+          <w:color w:val="0563C1" w:themeColor="hyperlink"/>
+          <w:szCs w:val="24"/>
+          <w:u w:val="single"/>
+          <w:lang w:val="en-US"/>
+        </w:rPr>
+      </w:pPr>
+    </w:p>
+    <w:p>
+      <w:pPr>
+        <w:pStyle w:val="ListParagraph"/>
+        <w:ind w:left="0" w:right="-285"/>
+        <w:jc w:val="both"/>
+        <w:rPr>
+          <w:rFonts w:cs="Times New Roman"/>
+          <w:color w:val="0563C1" w:themeColor="hyperlink"/>
+          <w:szCs w:val="24"/>
+          <w:u w:val="single"/>
+          <w:lang w:val="en-US"/>
+        </w:rPr>
+      </w:pPr>
+      <w:r>
+        <w:rPr>
+          <w:noProof/>
+        </w:rPr>
+        <w:lastRenderedPageBreak/>
+        <w:drawing>
+          <wp:inline distT="0" distB="0" distL="0" distR="0" wp14:anchorId="5C2E93B3" wp14:editId="4C8D82B7">
+            <wp:extent cx="5039995" cy="8169275"/>
+            <wp:effectExtent l="0" t="0" r="8255" b="0"/>
+            <wp:docPr id="1769049875" name="Picture 10"/>
+            <wp:cNvGraphicFramePr>
+              <a:graphicFrameLocks xmlns:a="http://schemas.openxmlformats.org/drawingml/2006/main" noChangeAspect="1"/>
+            </wp:cNvGraphicFramePr>
+            <a:graphic xmlns:a="http://schemas.openxmlformats.org/drawingml/2006/main">
+              <a:graphicData uri="http://schemas.openxmlformats.org/drawingml/2006/picture">
+                <pic:pic xmlns:pic="http://schemas.openxmlformats.org/drawingml/2006/picture">
+                  <pic:nvPicPr>
+                    <pic:cNvPr id="0" name="Picture 10"/>
+                    <pic:cNvPicPr>
+                      <a:picLocks noChangeAspect="1" noChangeArrowheads="1"/>
+                    </pic:cNvPicPr>
+                  </pic:nvPicPr>
+                  <pic:blipFill>
+                    <a:blip r:embed="rId46">
+                      <a:extLst>
+                        <a:ext uri="{28A0092B-C50C-407E-A947-70E740481C1C}">
+                          <a14:useLocalDpi xmlns:a14="http://schemas.microsoft.com/office/drawing/2010/main" val="0"/>
+                        </a:ext>
+                      </a:extLst>
+                    </a:blip>
+                    <a:srcRect/>
+                    <a:stretch>
+                      <a:fillRect/>
+                    </a:stretch>
+                  </pic:blipFill>
+                  <pic:spPr bwMode="auto">
+                    <a:xfrm>
+                      <a:off x="0" y="0"/>
+                      <a:ext cx="5039995" cy="8169275"/>
+                    </a:xfrm>
+                    <a:prstGeom prst="rect">
+                      <a:avLst/>
+                    </a:prstGeom>
+                    <a:noFill/>
+                    <a:ln>
+                      <a:noFill/>
+                    </a:ln>
+                  </pic:spPr>
+                </pic:pic>
+              </a:graphicData>
+            </a:graphic>
+          </wp:inline>
+        </w:drawing>
+      </w:r>
+    </w:p>
+    <w:p>
+      <w:pPr>
+        <w:pStyle w:val="ListParagraph"/>
+        <w:ind w:left="0" w:right="-285"/>
+        <w:jc w:val="both"/>
+        <w:rPr>
+          <w:rFonts w:cs="Times New Roman"/>
+          <w:color w:val="0563C1" w:themeColor="hyperlink"/>
+          <w:szCs w:val="24"/>
+          <w:u w:val="single"/>
+          <w:lang w:val="en-US"/>
+        </w:rPr>
+      </w:pPr>
+    </w:p>
+    <w:p>
+      <w:pPr>
+        <w:pStyle w:val="ListParagraph"/>
+        <w:ind w:left="0" w:right="-285"/>
+        <w:jc w:val="both"/>
+        <w:rPr>
+          <w:rFonts w:cs="Times New Roman"/>
+          <w:color w:val="0563C1" w:themeColor="hyperlink"/>
+          <w:szCs w:val="24"/>
+          <w:u w:val="single"/>
+          <w:lang w:val="en-US"/>
+        </w:rPr>
+      </w:pPr>
+      <w:r>
+        <w:rPr>
+          <w:noProof/>
+        </w:rPr>
+        <w:lastRenderedPageBreak/>
+        <w:drawing>
+          <wp:inline distT="0" distB="0" distL="0" distR="0" wp14:anchorId="64F826B2" wp14:editId="0617334F">
+            <wp:extent cx="5039995" cy="7936230"/>
+            <wp:effectExtent l="0" t="0" r="8255" b="0"/>
+            <wp:docPr id="501318752" name="Picture 11"/>
+            <wp:cNvGraphicFramePr>
+              <a:graphicFrameLocks xmlns:a="http://schemas.openxmlformats.org/drawingml/2006/main" noChangeAspect="1"/>
+            </wp:cNvGraphicFramePr>
+            <a:graphic xmlns:a="http://schemas.openxmlformats.org/drawingml/2006/main">
+              <a:graphicData uri="http://schemas.openxmlformats.org/drawingml/2006/picture">
+                <pic:pic xmlns:pic="http://schemas.openxmlformats.org/drawingml/2006/picture">
+                  <pic:nvPicPr>
+                    <pic:cNvPr id="0" name="Picture 11"/>
+                    <pic:cNvPicPr>
+                      <a:picLocks noChangeAspect="1" noChangeArrowheads="1"/>
+                    </pic:cNvPicPr>
+                  </pic:nvPicPr>
+                  <pic:blipFill>
+                    <a:blip r:embed="rId47">
+                      <a:extLst>
+                        <a:ext uri="{28A0092B-C50C-407E-A947-70E740481C1C}">
+                          <a14:useLocalDpi xmlns:a14="http://schemas.microsoft.com/office/drawing/2010/main" val="0"/>
+                        </a:ext>
+                      </a:extLst>
+                    </a:blip>
+                    <a:srcRect/>
+                    <a:stretch>
+                      <a:fillRect/>
+                    </a:stretch>
+                  </pic:blipFill>
+                  <pic:spPr bwMode="auto">
+                    <a:xfrm>
+                      <a:off x="0" y="0"/>
+                      <a:ext cx="5039995" cy="7936230"/>
+                    </a:xfrm>
+                    <a:prstGeom prst="rect">
+                      <a:avLst/>
+                    </a:prstGeom>
+                    <a:noFill/>
+                    <a:ln>
+                      <a:noFill/>
+                    </a:ln>
+                  </pic:spPr>
+                </pic:pic>
+              </a:graphicData>
+            </a:graphic>
+          </wp:inline>
+        </w:drawing>
+      </w:r>
+    </w:p>
+    <w:p>
+      <w:pPr>
+        <w:pStyle w:val="ListParagraph"/>
+        <w:ind w:left="0" w:right="-285"/>
+        <w:jc w:val="both"/>
+        <w:rPr>
+          <w:rFonts w:cs="Times New Roman"/>
+          <w:color w:val="0563C1" w:themeColor="hyperlink"/>
+          <w:szCs w:val="24"/>
+          <w:u w:val="single"/>
+          <w:lang w:val="en-US"/>
+        </w:rPr>
+      </w:pPr>
+    </w:p>
+    <w:p>
+      <w:pPr>
+        <w:pStyle w:val="ListParagraph"/>
+        <w:ind w:left="0" w:right="-285"/>
+        <w:jc w:val="both"/>
+        <w:rPr>
+          <w:rFonts w:cs="Times New Roman"/>
+          <w:color w:val="0563C1" w:themeColor="hyperlink"/>
+          <w:szCs w:val="24"/>
+          <w:u w:val="single"/>
+          <w:lang w:val="en-US"/>
+        </w:rPr>
+      </w:pPr>
+    </w:p>
+    <w:p>
+      <w:pPr>
+        <w:pStyle w:val="ListParagraph"/>
+        <w:ind w:left="0" w:right="-285"/>
+        <w:jc w:val="both"/>
+        <w:rPr>
+          <w:rFonts w:cs="Times New Roman"/>
+          <w:color w:val="0563C1" w:themeColor="hyperlink"/>
+          <w:szCs w:val="24"/>
+          <w:u w:val="single"/>
+          <w:lang w:val="en-US"/>
+        </w:rPr>
+      </w:pPr>
+      <w:r>
+        <w:rPr>
+          <w:noProof/>
+        </w:rPr>
+        <w:lastRenderedPageBreak/>
+        <w:drawing>
+          <wp:inline distT="0" distB="0" distL="0" distR="0" wp14:anchorId="53C2440C" wp14:editId="58498529">
+            <wp:extent cx="5039995" cy="7882890"/>
+            <wp:effectExtent l="0" t="0" r="8255" b="0"/>
+            <wp:docPr id="1745916831" name="Picture 12"/>
+            <wp:cNvGraphicFramePr>
+              <a:graphicFrameLocks xmlns:a="http://schemas.openxmlformats.org/drawingml/2006/main" noChangeAspect="1"/>
+            </wp:cNvGraphicFramePr>
+            <a:graphic xmlns:a="http://schemas.openxmlformats.org/drawingml/2006/main">
+              <a:graphicData uri="http://schemas.openxmlformats.org/drawingml/2006/picture">
+                <pic:pic xmlns:pic="http://schemas.openxmlformats.org/drawingml/2006/picture">
+                  <pic:nvPicPr>
+                    <pic:cNvPr id="0" name="Picture 12"/>
+                    <pic:cNvPicPr>
+                      <a:picLocks noChangeAspect="1" noChangeArrowheads="1"/>
+                    </pic:cNvPicPr>
+                  </pic:nvPicPr>
+                  <pic:blipFill>
+                    <a:blip r:embed="rId48">
+                      <a:extLst>
+                        <a:ext uri="{28A0092B-C50C-407E-A947-70E740481C1C}">
+                          <a14:useLocalDpi xmlns:a14="http://schemas.microsoft.com/office/drawing/2010/main" val="0"/>
+                        </a:ext>
+                      </a:extLst>
+                    </a:blip>
+                    <a:srcRect/>
+                    <a:stretch>
+                      <a:fillRect/>
+                    </a:stretch>
+                  </pic:blipFill>
+                  <pic:spPr bwMode="auto">
+                    <a:xfrm>
+                      <a:off x="0" y="0"/>
+                      <a:ext cx="5039995" cy="7882890"/>
+                    </a:xfrm>
+                    <a:prstGeom prst="rect">
+                      <a:avLst/>
+                    </a:prstGeom>
+                    <a:noFill/>
+                    <a:ln>
+                      <a:noFill/>
+                    </a:ln>
+                  </pic:spPr>
+                </pic:pic>
+              </a:graphicData>
+            </a:graphic>
+          </wp:inline>
+        </w:drawing>
+      </w:r>
+    </w:p>
+    <w:p>
+      <w:pPr>
+        <w:pStyle w:val="ListParagraph"/>
+        <w:ind w:left="0" w:right="-285"/>
+        <w:jc w:val="both"/>
+        <w:rPr>
+          <w:rFonts w:cs="Times New Roman"/>
+          <w:color w:val="0563C1" w:themeColor="hyperlink"/>
+          <w:szCs w:val="24"/>
+          <w:u w:val="single"/>
+          <w:lang w:val="en-US"/>
+        </w:rPr>
+      </w:pPr>
+    </w:p>
+    <w:p>
+      <w:pPr>
+        <w:pStyle w:val="ListParagraph"/>
+        <w:ind w:left="0" w:right="-285"/>
+        <w:jc w:val="both"/>
+        <w:rPr>
+          <w:rFonts w:cs="Times New Roman"/>
+          <w:color w:val="0563C1" w:themeColor="hyperlink"/>
+          <w:szCs w:val="24"/>
+          <w:u w:val="single"/>
+          <w:lang w:val="en-US"/>
+        </w:rPr>
+      </w:pPr>
+    </w:p>
+    <w:p>
+      <w:pPr>
+        <w:pStyle w:val="ListParagraph"/>
+        <w:ind w:left="0" w:right="-285"/>
+        <w:jc w:val="both"/>
+        <w:rPr>
+          <w:rFonts w:cs="Times New Roman"/>
+          <w:color w:val="0563C1" w:themeColor="hyperlink"/>
+          <w:szCs w:val="24"/>
+          <w:u w:val="single"/>
+          <w:lang w:val="en-US"/>
+        </w:rPr>
+      </w:pPr>
+      <w:r>
+        <w:rPr>
+          <w:noProof/>
+        </w:rPr>
+        <w:lastRenderedPageBreak/>
+        <w:drawing>
           <wp:inline distT="0" distB="0" distL="0" distR="0" wp14:anchorId="73B2CD72" wp14:editId="3D02597B">
             <wp:extent cx="5039995" cy="7960360"/>
             <wp:effectExtent l="0" t="0" r="8255" b="0"/>
@@ -37454,7 +37789,7 @@
                     </pic:cNvPicPr>
                   </pic:nvPicPr>
                   <pic:blipFill>
-                    <a:blip r:embed="rId43">
+                    <a:blip r:embed="rId49">
                       <a:extLst>
                         <a:ext uri="{28A0092B-C50C-407E-A947-70E740481C1C}">
                           <a14:useLocalDpi xmlns:a14="http://schemas.microsoft.com/office/drawing/2010/main" val="0"/>
@@ -37550,7 +37885,7 @@
                     </pic:cNvPicPr>
                   </pic:nvPicPr>
                   <pic:blipFill>
-                    <a:blip r:embed="rId44">
+                    <a:blip r:embed="rId50">
                       <a:extLst>
                         <a:ext uri="{28A0092B-C50C-407E-A947-70E740481C1C}">
                           <a14:useLocalDpi xmlns:a14="http://schemas.microsoft.com/office/drawing/2010/main" val="0"/>
@@ -37646,7 +37981,7 @@
                     </pic:cNvPicPr>
                   </pic:nvPicPr>
                   <pic:blipFill>
-                    <a:blip r:embed="rId45">
+                    <a:blip r:embed="rId51">
                       <a:extLst>
                         <a:ext uri="{28A0092B-C50C-407E-A947-70E740481C1C}">
                           <a14:useLocalDpi xmlns:a14="http://schemas.microsoft.com/office/drawing/2010/main" val="0"/>
@@ -37756,7 +38091,7 @@
                     </pic:cNvPicPr>
                   </pic:nvPicPr>
                   <pic:blipFill>
-                    <a:blip r:embed="rId46">
+                    <a:blip r:embed="rId52">
                       <a:extLst>
                         <a:ext uri="{28A0092B-C50C-407E-A947-70E740481C1C}">
                           <a14:useLocalDpi xmlns:a14="http://schemas.microsoft.com/office/drawing/2010/main" val="0"/>
@@ -37861,523 +38196,6 @@
                 <pic:pic xmlns:pic="http://schemas.openxmlformats.org/drawingml/2006/picture">
                   <pic:nvPicPr>
                     <pic:cNvPr id="0" name="Picture 17"/>
-                    <pic:cNvPicPr>
-                      <a:picLocks noChangeAspect="1" noChangeArrowheads="1"/>
-                    </pic:cNvPicPr>
-                  </pic:nvPicPr>
-                  <pic:blipFill>
-                    <a:blip r:embed="rId47">
-                      <a:extLst>
-                        <a:ext uri="{28A0092B-C50C-407E-A947-70E740481C1C}">
-                          <a14:useLocalDpi xmlns:a14="http://schemas.microsoft.com/office/drawing/2010/main" val="0"/>
-                        </a:ext>
-                      </a:extLst>
-                    </a:blip>
-                    <a:srcRect/>
-                    <a:stretch>
-                      <a:fillRect/>
-                    </a:stretch>
-                  </pic:blipFill>
-                  <pic:spPr bwMode="auto">
-                    <a:xfrm>
-                      <a:off x="0" y="0"/>
-                      <a:ext cx="5039995" cy="7882890"/>
-                    </a:xfrm>
-                    <a:prstGeom prst="rect">
-                      <a:avLst/>
-                    </a:prstGeom>
-                    <a:noFill/>
-                    <a:ln>
-                      <a:noFill/>
-                    </a:ln>
-                  </pic:spPr>
-                </pic:pic>
-              </a:graphicData>
-            </a:graphic>
-          </wp:inline>
-        </w:drawing>
-      </w:r>
-    </w:p>
-    <w:p>
-      <w:pPr>
-        <w:pStyle w:val="ListParagraph"/>
-        <w:ind w:left="0" w:right="-285"/>
-        <w:jc w:val="both"/>
-        <w:rPr>
-          <w:rFonts w:cs="Times New Roman"/>
-          <w:color w:val="0563C1" w:themeColor="hyperlink"/>
-          <w:szCs w:val="24"/>
-          <w:u w:val="single"/>
-          <w:lang w:val="en-US"/>
-        </w:rPr>
-      </w:pPr>
-    </w:p>
-    <w:p>
-      <w:pPr>
-        <w:pStyle w:val="ListParagraph"/>
-        <w:ind w:left="0" w:right="-285"/>
-        <w:jc w:val="both"/>
-        <w:rPr>
-          <w:rFonts w:cs="Times New Roman"/>
-          <w:color w:val="0563C1" w:themeColor="hyperlink"/>
-          <w:szCs w:val="24"/>
-          <w:u w:val="single"/>
-          <w:lang w:val="en-US"/>
-        </w:rPr>
-      </w:pPr>
-    </w:p>
-    <w:p>
-      <w:pPr>
-        <w:pStyle w:val="ListParagraph"/>
-        <w:ind w:left="0" w:right="-285"/>
-        <w:jc w:val="both"/>
-        <w:rPr>
-          <w:rFonts w:cs="Times New Roman"/>
-          <w:color w:val="0563C1" w:themeColor="hyperlink"/>
-          <w:szCs w:val="24"/>
-          <w:u w:val="single"/>
-          <w:lang w:val="en-US"/>
-        </w:rPr>
-      </w:pPr>
-      <w:r>
-        <w:rPr>
-          <w:noProof/>
-        </w:rPr>
-        <w:lastRenderedPageBreak/>
-        <w:drawing>
-          <wp:inline distT="0" distB="0" distL="0" distR="0" wp14:anchorId="342460FC" wp14:editId="113BBCC3">
-            <wp:extent cx="5039995" cy="8194675"/>
-            <wp:effectExtent l="0" t="0" r="8255" b="0"/>
-            <wp:docPr id="344475075" name="Picture 18"/>
-            <wp:cNvGraphicFramePr>
-              <a:graphicFrameLocks xmlns:a="http://schemas.openxmlformats.org/drawingml/2006/main" noChangeAspect="1"/>
-            </wp:cNvGraphicFramePr>
-            <a:graphic xmlns:a="http://schemas.openxmlformats.org/drawingml/2006/main">
-              <a:graphicData uri="http://schemas.openxmlformats.org/drawingml/2006/picture">
-                <pic:pic xmlns:pic="http://schemas.openxmlformats.org/drawingml/2006/picture">
-                  <pic:nvPicPr>
-                    <pic:cNvPr id="0" name="Picture 18"/>
-                    <pic:cNvPicPr>
-                      <a:picLocks noChangeAspect="1" noChangeArrowheads="1"/>
-                    </pic:cNvPicPr>
-                  </pic:nvPicPr>
-                  <pic:blipFill>
-                    <a:blip r:embed="rId48">
-                      <a:extLst>
-                        <a:ext uri="{28A0092B-C50C-407E-A947-70E740481C1C}">
-                          <a14:useLocalDpi xmlns:a14="http://schemas.microsoft.com/office/drawing/2010/main" val="0"/>
-                        </a:ext>
-                      </a:extLst>
-                    </a:blip>
-                    <a:srcRect/>
-                    <a:stretch>
-                      <a:fillRect/>
-                    </a:stretch>
-                  </pic:blipFill>
-                  <pic:spPr bwMode="auto">
-                    <a:xfrm>
-                      <a:off x="0" y="0"/>
-                      <a:ext cx="5039995" cy="8194675"/>
-                    </a:xfrm>
-                    <a:prstGeom prst="rect">
-                      <a:avLst/>
-                    </a:prstGeom>
-                    <a:noFill/>
-                    <a:ln>
-                      <a:noFill/>
-                    </a:ln>
-                  </pic:spPr>
-                </pic:pic>
-              </a:graphicData>
-            </a:graphic>
-          </wp:inline>
-        </w:drawing>
-      </w:r>
-    </w:p>
-    <w:p>
-      <w:pPr>
-        <w:pStyle w:val="ListParagraph"/>
-        <w:ind w:left="0" w:right="-285"/>
-        <w:jc w:val="both"/>
-        <w:rPr>
-          <w:rFonts w:cs="Times New Roman"/>
-          <w:color w:val="0563C1" w:themeColor="hyperlink"/>
-          <w:szCs w:val="24"/>
-          <w:u w:val="single"/>
-          <w:lang w:val="en-US"/>
-        </w:rPr>
-      </w:pPr>
-    </w:p>
-    <w:p>
-      <w:pPr>
-        <w:pStyle w:val="ListParagraph"/>
-        <w:ind w:left="0" w:right="-285"/>
-        <w:jc w:val="both"/>
-        <w:rPr>
-          <w:rFonts w:cs="Times New Roman"/>
-          <w:color w:val="0563C1" w:themeColor="hyperlink"/>
-          <w:szCs w:val="24"/>
-          <w:u w:val="single"/>
-          <w:lang w:val="en-US"/>
-        </w:rPr>
-      </w:pPr>
-      <w:r>
-        <w:rPr>
-          <w:noProof/>
-        </w:rPr>
-        <w:lastRenderedPageBreak/>
-        <w:drawing>
-          <wp:inline distT="0" distB="0" distL="0" distR="0" wp14:anchorId="1A22118D" wp14:editId="5D4806C8">
-            <wp:extent cx="5039995" cy="8219440"/>
-            <wp:effectExtent l="0" t="0" r="8255" b="0"/>
-            <wp:docPr id="13656615" name="Picture 19"/>
-            <wp:cNvGraphicFramePr>
-              <a:graphicFrameLocks xmlns:a="http://schemas.openxmlformats.org/drawingml/2006/main" noChangeAspect="1"/>
-            </wp:cNvGraphicFramePr>
-            <a:graphic xmlns:a="http://schemas.openxmlformats.org/drawingml/2006/main">
-              <a:graphicData uri="http://schemas.openxmlformats.org/drawingml/2006/picture">
-                <pic:pic xmlns:pic="http://schemas.openxmlformats.org/drawingml/2006/picture">
-                  <pic:nvPicPr>
-                    <pic:cNvPr id="0" name="Picture 19"/>
-                    <pic:cNvPicPr>
-                      <a:picLocks noChangeAspect="1" noChangeArrowheads="1"/>
-                    </pic:cNvPicPr>
-                  </pic:nvPicPr>
-                  <pic:blipFill>
-                    <a:blip r:embed="rId49">
-                      <a:extLst>
-                        <a:ext uri="{28A0092B-C50C-407E-A947-70E740481C1C}">
-                          <a14:useLocalDpi xmlns:a14="http://schemas.microsoft.com/office/drawing/2010/main" val="0"/>
-                        </a:ext>
-                      </a:extLst>
-                    </a:blip>
-                    <a:srcRect/>
-                    <a:stretch>
-                      <a:fillRect/>
-                    </a:stretch>
-                  </pic:blipFill>
-                  <pic:spPr bwMode="auto">
-                    <a:xfrm>
-                      <a:off x="0" y="0"/>
-                      <a:ext cx="5039995" cy="8219440"/>
-                    </a:xfrm>
-                    <a:prstGeom prst="rect">
-                      <a:avLst/>
-                    </a:prstGeom>
-                    <a:noFill/>
-                    <a:ln>
-                      <a:noFill/>
-                    </a:ln>
-                  </pic:spPr>
-                </pic:pic>
-              </a:graphicData>
-            </a:graphic>
-          </wp:inline>
-        </w:drawing>
-      </w:r>
-    </w:p>
-    <w:p>
-      <w:pPr>
-        <w:pStyle w:val="ListParagraph"/>
-        <w:ind w:left="0" w:right="-285"/>
-        <w:jc w:val="both"/>
-        <w:rPr>
-          <w:rFonts w:cs="Times New Roman"/>
-          <w:color w:val="0563C1" w:themeColor="hyperlink"/>
-          <w:szCs w:val="24"/>
-          <w:u w:val="single"/>
-          <w:lang w:val="en-US"/>
-        </w:rPr>
-      </w:pPr>
-    </w:p>
-    <w:p>
-      <w:pPr>
-        <w:pStyle w:val="ListParagraph"/>
-        <w:ind w:left="0" w:right="-285"/>
-        <w:jc w:val="both"/>
-        <w:rPr>
-          <w:rFonts w:cs="Times New Roman"/>
-          <w:color w:val="0563C1" w:themeColor="hyperlink"/>
-          <w:szCs w:val="24"/>
-          <w:u w:val="single"/>
-          <w:lang w:val="en-US"/>
-        </w:rPr>
-      </w:pPr>
-      <w:r>
-        <w:rPr>
-          <w:noProof/>
-        </w:rPr>
-        <w:lastRenderedPageBreak/>
-        <w:drawing>
-          <wp:inline distT="0" distB="0" distL="0" distR="0" wp14:anchorId="25A241B8" wp14:editId="0D9B76AE">
-            <wp:extent cx="5039995" cy="7626350"/>
-            <wp:effectExtent l="0" t="0" r="8255" b="0"/>
-            <wp:docPr id="1671653011" name="Picture 20"/>
-            <wp:cNvGraphicFramePr>
-              <a:graphicFrameLocks xmlns:a="http://schemas.openxmlformats.org/drawingml/2006/main" noChangeAspect="1"/>
-            </wp:cNvGraphicFramePr>
-            <a:graphic xmlns:a="http://schemas.openxmlformats.org/drawingml/2006/main">
-              <a:graphicData uri="http://schemas.openxmlformats.org/drawingml/2006/picture">
-                <pic:pic xmlns:pic="http://schemas.openxmlformats.org/drawingml/2006/picture">
-                  <pic:nvPicPr>
-                    <pic:cNvPr id="0" name="Picture 20"/>
-                    <pic:cNvPicPr>
-                      <a:picLocks noChangeAspect="1" noChangeArrowheads="1"/>
-                    </pic:cNvPicPr>
-                  </pic:nvPicPr>
-                  <pic:blipFill>
-                    <a:blip r:embed="rId50">
-                      <a:extLst>
-                        <a:ext uri="{28A0092B-C50C-407E-A947-70E740481C1C}">
-                          <a14:useLocalDpi xmlns:a14="http://schemas.microsoft.com/office/drawing/2010/main" val="0"/>
-                        </a:ext>
-                      </a:extLst>
-                    </a:blip>
-                    <a:srcRect/>
-                    <a:stretch>
-                      <a:fillRect/>
-                    </a:stretch>
-                  </pic:blipFill>
-                  <pic:spPr bwMode="auto">
-                    <a:xfrm>
-                      <a:off x="0" y="0"/>
-                      <a:ext cx="5039995" cy="7626350"/>
-                    </a:xfrm>
-                    <a:prstGeom prst="rect">
-                      <a:avLst/>
-                    </a:prstGeom>
-                    <a:noFill/>
-                    <a:ln>
-                      <a:noFill/>
-                    </a:ln>
-                  </pic:spPr>
-                </pic:pic>
-              </a:graphicData>
-            </a:graphic>
-          </wp:inline>
-        </w:drawing>
-      </w:r>
-    </w:p>
-    <w:p>
-      <w:pPr>
-        <w:spacing w:line="259" w:lineRule="auto"/>
-        <w:rPr>
-          <w:rFonts w:cs="Times New Roman"/>
-          <w:color w:val="0563C1" w:themeColor="hyperlink"/>
-          <w:szCs w:val="24"/>
-          <w:u w:val="single"/>
-          <w:lang w:val="en-US"/>
-        </w:rPr>
-      </w:pPr>
-      <w:r>
-        <w:rPr>
-          <w:rFonts w:cs="Times New Roman"/>
-          <w:color w:val="0563C1" w:themeColor="hyperlink"/>
-          <w:szCs w:val="24"/>
-          <w:u w:val="single"/>
-          <w:lang w:val="en-US"/>
-        </w:rPr>
-        <w:br w:type="page"/>
-      </w:r>
-    </w:p>
-    <w:p>
-      <w:pPr>
-        <w:pStyle w:val="ListParagraph"/>
-        <w:ind w:left="0" w:right="-285"/>
-        <w:jc w:val="both"/>
-        <w:rPr>
-          <w:rFonts w:cs="Times New Roman"/>
-          <w:color w:val="0563C1" w:themeColor="hyperlink"/>
-          <w:szCs w:val="24"/>
-          <w:u w:val="single"/>
-          <w:lang w:val="en-US"/>
-        </w:rPr>
-      </w:pPr>
-      <w:r>
-        <w:rPr>
-          <w:noProof/>
-        </w:rPr>
-        <w:lastRenderedPageBreak/>
-        <w:drawing>
-          <wp:inline distT="0" distB="0" distL="0" distR="0" wp14:anchorId="58EAA353" wp14:editId="0335D9B5">
-            <wp:extent cx="5039995" cy="7931785"/>
-            <wp:effectExtent l="0" t="0" r="8255" b="0"/>
-            <wp:docPr id="970934511" name="Picture 21"/>
-            <wp:cNvGraphicFramePr>
-              <a:graphicFrameLocks xmlns:a="http://schemas.openxmlformats.org/drawingml/2006/main" noChangeAspect="1"/>
-            </wp:cNvGraphicFramePr>
-            <a:graphic xmlns:a="http://schemas.openxmlformats.org/drawingml/2006/main">
-              <a:graphicData uri="http://schemas.openxmlformats.org/drawingml/2006/picture">
-                <pic:pic xmlns:pic="http://schemas.openxmlformats.org/drawingml/2006/picture">
-                  <pic:nvPicPr>
-                    <pic:cNvPr id="0" name="Picture 21"/>
-                    <pic:cNvPicPr>
-                      <a:picLocks noChangeAspect="1" noChangeArrowheads="1"/>
-                    </pic:cNvPicPr>
-                  </pic:nvPicPr>
-                  <pic:blipFill>
-                    <a:blip r:embed="rId51">
-                      <a:extLst>
-                        <a:ext uri="{28A0092B-C50C-407E-A947-70E740481C1C}">
-                          <a14:useLocalDpi xmlns:a14="http://schemas.microsoft.com/office/drawing/2010/main" val="0"/>
-                        </a:ext>
-                      </a:extLst>
-                    </a:blip>
-                    <a:srcRect/>
-                    <a:stretch>
-                      <a:fillRect/>
-                    </a:stretch>
-                  </pic:blipFill>
-                  <pic:spPr bwMode="auto">
-                    <a:xfrm>
-                      <a:off x="0" y="0"/>
-                      <a:ext cx="5039995" cy="7931785"/>
-                    </a:xfrm>
-                    <a:prstGeom prst="rect">
-                      <a:avLst/>
-                    </a:prstGeom>
-                    <a:noFill/>
-                    <a:ln>
-                      <a:noFill/>
-                    </a:ln>
-                  </pic:spPr>
-                </pic:pic>
-              </a:graphicData>
-            </a:graphic>
-          </wp:inline>
-        </w:drawing>
-      </w:r>
-    </w:p>
-    <w:p>
-      <w:pPr>
-        <w:pStyle w:val="ListParagraph"/>
-        <w:ind w:left="0" w:right="-285"/>
-        <w:jc w:val="both"/>
-        <w:rPr>
-          <w:rFonts w:cs="Times New Roman"/>
-          <w:color w:val="0563C1" w:themeColor="hyperlink"/>
-          <w:szCs w:val="24"/>
-          <w:u w:val="single"/>
-          <w:lang w:val="en-US"/>
-        </w:rPr>
-      </w:pPr>
-    </w:p>
-    <w:p>
-      <w:pPr>
-        <w:pStyle w:val="ListParagraph"/>
-        <w:ind w:left="0" w:right="-285"/>
-        <w:jc w:val="both"/>
-        <w:rPr>
-          <w:rFonts w:cs="Times New Roman"/>
-          <w:color w:val="0563C1" w:themeColor="hyperlink"/>
-          <w:szCs w:val="24"/>
-          <w:u w:val="single"/>
-          <w:lang w:val="en-US"/>
-        </w:rPr>
-      </w:pPr>
-    </w:p>
-    <w:p>
-      <w:pPr>
-        <w:pStyle w:val="ListParagraph"/>
-        <w:ind w:left="0" w:right="-285"/>
-        <w:jc w:val="both"/>
-        <w:rPr>
-          <w:rFonts w:cs="Times New Roman"/>
-          <w:color w:val="0563C1" w:themeColor="hyperlink"/>
-          <w:szCs w:val="24"/>
-          <w:u w:val="single"/>
-          <w:lang w:val="en-US"/>
-        </w:rPr>
-      </w:pPr>
-      <w:bookmarkStart w:id="66" w:name="_Hlk215356895"/>
-      <w:bookmarkEnd w:id="65"/>
-      <w:r>
-        <w:rPr>
-          <w:noProof/>
-        </w:rPr>
-        <w:lastRenderedPageBreak/>
-        <w:drawing>
-          <wp:inline distT="0" distB="0" distL="0" distR="0" wp14:anchorId="192EE2DE" wp14:editId="25F21E13">
-            <wp:extent cx="5039995" cy="8347710"/>
-            <wp:effectExtent l="0" t="0" r="8255" b="0"/>
-            <wp:docPr id="1951443524" name="Picture 22"/>
-            <wp:cNvGraphicFramePr>
-              <a:graphicFrameLocks xmlns:a="http://schemas.openxmlformats.org/drawingml/2006/main" noChangeAspect="1"/>
-            </wp:cNvGraphicFramePr>
-            <a:graphic xmlns:a="http://schemas.openxmlformats.org/drawingml/2006/main">
-              <a:graphicData uri="http://schemas.openxmlformats.org/drawingml/2006/picture">
-                <pic:pic xmlns:pic="http://schemas.openxmlformats.org/drawingml/2006/picture">
-                  <pic:nvPicPr>
-                    <pic:cNvPr id="0" name="Picture 22"/>
-                    <pic:cNvPicPr>
-                      <a:picLocks noChangeAspect="1" noChangeArrowheads="1"/>
-                    </pic:cNvPicPr>
-                  </pic:nvPicPr>
-                  <pic:blipFill>
-                    <a:blip r:embed="rId52">
-                      <a:extLst>
-                        <a:ext uri="{28A0092B-C50C-407E-A947-70E740481C1C}">
-                          <a14:useLocalDpi xmlns:a14="http://schemas.microsoft.com/office/drawing/2010/main" val="0"/>
-                        </a:ext>
-                      </a:extLst>
-                    </a:blip>
-                    <a:srcRect/>
-                    <a:stretch>
-                      <a:fillRect/>
-                    </a:stretch>
-                  </pic:blipFill>
-                  <pic:spPr bwMode="auto">
-                    <a:xfrm>
-                      <a:off x="0" y="0"/>
-                      <a:ext cx="5039995" cy="8347710"/>
-                    </a:xfrm>
-                    <a:prstGeom prst="rect">
-                      <a:avLst/>
-                    </a:prstGeom>
-                    <a:noFill/>
-                    <a:ln>
-                      <a:noFill/>
-                    </a:ln>
-                  </pic:spPr>
-                </pic:pic>
-              </a:graphicData>
-            </a:graphic>
-          </wp:inline>
-        </w:drawing>
-      </w:r>
-    </w:p>
-    <w:bookmarkEnd w:id="66"/>
-    <w:p>
-      <w:pPr>
-        <w:pStyle w:val="ListParagraph"/>
-        <w:ind w:left="0" w:right="-285"/>
-        <w:jc w:val="both"/>
-        <w:rPr>
-          <w:rFonts w:cs="Times New Roman"/>
-          <w:color w:val="0563C1" w:themeColor="hyperlink"/>
-          <w:szCs w:val="24"/>
-          <w:u w:val="single"/>
-          <w:lang w:val="en-US"/>
-        </w:rPr>
-      </w:pPr>
-      <w:r>
-        <w:rPr>
-          <w:noProof/>
-        </w:rPr>
-        <w:lastRenderedPageBreak/>
-        <w:drawing>
-          <wp:inline distT="0" distB="0" distL="0" distR="0" wp14:anchorId="0D61F489" wp14:editId="038E01A2">
-            <wp:extent cx="5039995" cy="7882890"/>
-            <wp:effectExtent l="0" t="0" r="8255" b="0"/>
-            <wp:docPr id="1749780960" name="Picture 23"/>
-            <wp:cNvGraphicFramePr>
-              <a:graphicFrameLocks xmlns:a="http://schemas.openxmlformats.org/drawingml/2006/main" noChangeAspect="1"/>
-            </wp:cNvGraphicFramePr>
-            <a:graphic xmlns:a="http://schemas.openxmlformats.org/drawingml/2006/main">
-              <a:graphicData uri="http://schemas.openxmlformats.org/drawingml/2006/picture">
-                <pic:pic xmlns:pic="http://schemas.openxmlformats.org/drawingml/2006/picture">
-                  <pic:nvPicPr>
-                    <pic:cNvPr id="0" name="Picture 23"/>
                     <pic:cNvPicPr>
                       <a:picLocks noChangeAspect="1" noChangeArrowheads="1"/>
                     </pic:cNvPicPr>
@@ -38446,6 +38264,523 @@
     <w:p>
       <w:pPr>
         <w:pStyle w:val="ListParagraph"/>
+        <w:ind w:left="0" w:right="-285"/>
+        <w:jc w:val="both"/>
+        <w:rPr>
+          <w:rFonts w:cs="Times New Roman"/>
+          <w:color w:val="0563C1" w:themeColor="hyperlink"/>
+          <w:szCs w:val="24"/>
+          <w:u w:val="single"/>
+          <w:lang w:val="en-US"/>
+        </w:rPr>
+      </w:pPr>
+      <w:r>
+        <w:rPr>
+          <w:noProof/>
+        </w:rPr>
+        <w:lastRenderedPageBreak/>
+        <w:drawing>
+          <wp:inline distT="0" distB="0" distL="0" distR="0" wp14:anchorId="342460FC" wp14:editId="113BBCC3">
+            <wp:extent cx="5039995" cy="8194675"/>
+            <wp:effectExtent l="0" t="0" r="8255" b="0"/>
+            <wp:docPr id="344475075" name="Picture 18"/>
+            <wp:cNvGraphicFramePr>
+              <a:graphicFrameLocks xmlns:a="http://schemas.openxmlformats.org/drawingml/2006/main" noChangeAspect="1"/>
+            </wp:cNvGraphicFramePr>
+            <a:graphic xmlns:a="http://schemas.openxmlformats.org/drawingml/2006/main">
+              <a:graphicData uri="http://schemas.openxmlformats.org/drawingml/2006/picture">
+                <pic:pic xmlns:pic="http://schemas.openxmlformats.org/drawingml/2006/picture">
+                  <pic:nvPicPr>
+                    <pic:cNvPr id="0" name="Picture 18"/>
+                    <pic:cNvPicPr>
+                      <a:picLocks noChangeAspect="1" noChangeArrowheads="1"/>
+                    </pic:cNvPicPr>
+                  </pic:nvPicPr>
+                  <pic:blipFill>
+                    <a:blip r:embed="rId54">
+                      <a:extLst>
+                        <a:ext uri="{28A0092B-C50C-407E-A947-70E740481C1C}">
+                          <a14:useLocalDpi xmlns:a14="http://schemas.microsoft.com/office/drawing/2010/main" val="0"/>
+                        </a:ext>
+                      </a:extLst>
+                    </a:blip>
+                    <a:srcRect/>
+                    <a:stretch>
+                      <a:fillRect/>
+                    </a:stretch>
+                  </pic:blipFill>
+                  <pic:spPr bwMode="auto">
+                    <a:xfrm>
+                      <a:off x="0" y="0"/>
+                      <a:ext cx="5039995" cy="8194675"/>
+                    </a:xfrm>
+                    <a:prstGeom prst="rect">
+                      <a:avLst/>
+                    </a:prstGeom>
+                    <a:noFill/>
+                    <a:ln>
+                      <a:noFill/>
+                    </a:ln>
+                  </pic:spPr>
+                </pic:pic>
+              </a:graphicData>
+            </a:graphic>
+          </wp:inline>
+        </w:drawing>
+      </w:r>
+    </w:p>
+    <w:p>
+      <w:pPr>
+        <w:pStyle w:val="ListParagraph"/>
+        <w:ind w:left="0" w:right="-285"/>
+        <w:jc w:val="both"/>
+        <w:rPr>
+          <w:rFonts w:cs="Times New Roman"/>
+          <w:color w:val="0563C1" w:themeColor="hyperlink"/>
+          <w:szCs w:val="24"/>
+          <w:u w:val="single"/>
+          <w:lang w:val="en-US"/>
+        </w:rPr>
+      </w:pPr>
+    </w:p>
+    <w:p>
+      <w:pPr>
+        <w:pStyle w:val="ListParagraph"/>
+        <w:ind w:left="0" w:right="-285"/>
+        <w:jc w:val="both"/>
+        <w:rPr>
+          <w:rFonts w:cs="Times New Roman"/>
+          <w:color w:val="0563C1" w:themeColor="hyperlink"/>
+          <w:szCs w:val="24"/>
+          <w:u w:val="single"/>
+          <w:lang w:val="en-US"/>
+        </w:rPr>
+      </w:pPr>
+      <w:r>
+        <w:rPr>
+          <w:noProof/>
+        </w:rPr>
+        <w:lastRenderedPageBreak/>
+        <w:drawing>
+          <wp:inline distT="0" distB="0" distL="0" distR="0" wp14:anchorId="1A22118D" wp14:editId="5D4806C8">
+            <wp:extent cx="5039995" cy="8219440"/>
+            <wp:effectExtent l="0" t="0" r="8255" b="0"/>
+            <wp:docPr id="13656615" name="Picture 19"/>
+            <wp:cNvGraphicFramePr>
+              <a:graphicFrameLocks xmlns:a="http://schemas.openxmlformats.org/drawingml/2006/main" noChangeAspect="1"/>
+            </wp:cNvGraphicFramePr>
+            <a:graphic xmlns:a="http://schemas.openxmlformats.org/drawingml/2006/main">
+              <a:graphicData uri="http://schemas.openxmlformats.org/drawingml/2006/picture">
+                <pic:pic xmlns:pic="http://schemas.openxmlformats.org/drawingml/2006/picture">
+                  <pic:nvPicPr>
+                    <pic:cNvPr id="0" name="Picture 19"/>
+                    <pic:cNvPicPr>
+                      <a:picLocks noChangeAspect="1" noChangeArrowheads="1"/>
+                    </pic:cNvPicPr>
+                  </pic:nvPicPr>
+                  <pic:blipFill>
+                    <a:blip r:embed="rId55">
+                      <a:extLst>
+                        <a:ext uri="{28A0092B-C50C-407E-A947-70E740481C1C}">
+                          <a14:useLocalDpi xmlns:a14="http://schemas.microsoft.com/office/drawing/2010/main" val="0"/>
+                        </a:ext>
+                      </a:extLst>
+                    </a:blip>
+                    <a:srcRect/>
+                    <a:stretch>
+                      <a:fillRect/>
+                    </a:stretch>
+                  </pic:blipFill>
+                  <pic:spPr bwMode="auto">
+                    <a:xfrm>
+                      <a:off x="0" y="0"/>
+                      <a:ext cx="5039995" cy="8219440"/>
+                    </a:xfrm>
+                    <a:prstGeom prst="rect">
+                      <a:avLst/>
+                    </a:prstGeom>
+                    <a:noFill/>
+                    <a:ln>
+                      <a:noFill/>
+                    </a:ln>
+                  </pic:spPr>
+                </pic:pic>
+              </a:graphicData>
+            </a:graphic>
+          </wp:inline>
+        </w:drawing>
+      </w:r>
+    </w:p>
+    <w:p>
+      <w:pPr>
+        <w:pStyle w:val="ListParagraph"/>
+        <w:ind w:left="0" w:right="-285"/>
+        <w:jc w:val="both"/>
+        <w:rPr>
+          <w:rFonts w:cs="Times New Roman"/>
+          <w:color w:val="0563C1" w:themeColor="hyperlink"/>
+          <w:szCs w:val="24"/>
+          <w:u w:val="single"/>
+          <w:lang w:val="en-US"/>
+        </w:rPr>
+      </w:pPr>
+    </w:p>
+    <w:p>
+      <w:pPr>
+        <w:pStyle w:val="ListParagraph"/>
+        <w:ind w:left="0" w:right="-285"/>
+        <w:jc w:val="both"/>
+        <w:rPr>
+          <w:rFonts w:cs="Times New Roman"/>
+          <w:color w:val="0563C1" w:themeColor="hyperlink"/>
+          <w:szCs w:val="24"/>
+          <w:u w:val="single"/>
+          <w:lang w:val="en-US"/>
+        </w:rPr>
+      </w:pPr>
+      <w:r>
+        <w:rPr>
+          <w:noProof/>
+        </w:rPr>
+        <w:lastRenderedPageBreak/>
+        <w:drawing>
+          <wp:inline distT="0" distB="0" distL="0" distR="0" wp14:anchorId="25A241B8" wp14:editId="0D9B76AE">
+            <wp:extent cx="5039995" cy="7626350"/>
+            <wp:effectExtent l="0" t="0" r="8255" b="0"/>
+            <wp:docPr id="1671653011" name="Picture 20"/>
+            <wp:cNvGraphicFramePr>
+              <a:graphicFrameLocks xmlns:a="http://schemas.openxmlformats.org/drawingml/2006/main" noChangeAspect="1"/>
+            </wp:cNvGraphicFramePr>
+            <a:graphic xmlns:a="http://schemas.openxmlformats.org/drawingml/2006/main">
+              <a:graphicData uri="http://schemas.openxmlformats.org/drawingml/2006/picture">
+                <pic:pic xmlns:pic="http://schemas.openxmlformats.org/drawingml/2006/picture">
+                  <pic:nvPicPr>
+                    <pic:cNvPr id="0" name="Picture 20"/>
+                    <pic:cNvPicPr>
+                      <a:picLocks noChangeAspect="1" noChangeArrowheads="1"/>
+                    </pic:cNvPicPr>
+                  </pic:nvPicPr>
+                  <pic:blipFill>
+                    <a:blip r:embed="rId56">
+                      <a:extLst>
+                        <a:ext uri="{28A0092B-C50C-407E-A947-70E740481C1C}">
+                          <a14:useLocalDpi xmlns:a14="http://schemas.microsoft.com/office/drawing/2010/main" val="0"/>
+                        </a:ext>
+                      </a:extLst>
+                    </a:blip>
+                    <a:srcRect/>
+                    <a:stretch>
+                      <a:fillRect/>
+                    </a:stretch>
+                  </pic:blipFill>
+                  <pic:spPr bwMode="auto">
+                    <a:xfrm>
+                      <a:off x="0" y="0"/>
+                      <a:ext cx="5039995" cy="7626350"/>
+                    </a:xfrm>
+                    <a:prstGeom prst="rect">
+                      <a:avLst/>
+                    </a:prstGeom>
+                    <a:noFill/>
+                    <a:ln>
+                      <a:noFill/>
+                    </a:ln>
+                  </pic:spPr>
+                </pic:pic>
+              </a:graphicData>
+            </a:graphic>
+          </wp:inline>
+        </w:drawing>
+      </w:r>
+    </w:p>
+    <w:p>
+      <w:pPr>
+        <w:spacing w:line="259" w:lineRule="auto"/>
+        <w:rPr>
+          <w:rFonts w:cs="Times New Roman"/>
+          <w:color w:val="0563C1" w:themeColor="hyperlink"/>
+          <w:szCs w:val="24"/>
+          <w:u w:val="single"/>
+          <w:lang w:val="en-US"/>
+        </w:rPr>
+      </w:pPr>
+      <w:r>
+        <w:rPr>
+          <w:rFonts w:cs="Times New Roman"/>
+          <w:color w:val="0563C1" w:themeColor="hyperlink"/>
+          <w:szCs w:val="24"/>
+          <w:u w:val="single"/>
+          <w:lang w:val="en-US"/>
+        </w:rPr>
+        <w:br w:type="page"/>
+      </w:r>
+    </w:p>
+    <w:p>
+      <w:pPr>
+        <w:pStyle w:val="ListParagraph"/>
+        <w:ind w:left="0" w:right="-285"/>
+        <w:jc w:val="both"/>
+        <w:rPr>
+          <w:rFonts w:cs="Times New Roman"/>
+          <w:color w:val="0563C1" w:themeColor="hyperlink"/>
+          <w:szCs w:val="24"/>
+          <w:u w:val="single"/>
+          <w:lang w:val="en-US"/>
+        </w:rPr>
+      </w:pPr>
+      <w:r>
+        <w:rPr>
+          <w:noProof/>
+        </w:rPr>
+        <w:lastRenderedPageBreak/>
+        <w:drawing>
+          <wp:inline distT="0" distB="0" distL="0" distR="0" wp14:anchorId="58EAA353" wp14:editId="0335D9B5">
+            <wp:extent cx="5039995" cy="7931785"/>
+            <wp:effectExtent l="0" t="0" r="8255" b="0"/>
+            <wp:docPr id="970934511" name="Picture 21"/>
+            <wp:cNvGraphicFramePr>
+              <a:graphicFrameLocks xmlns:a="http://schemas.openxmlformats.org/drawingml/2006/main" noChangeAspect="1"/>
+            </wp:cNvGraphicFramePr>
+            <a:graphic xmlns:a="http://schemas.openxmlformats.org/drawingml/2006/main">
+              <a:graphicData uri="http://schemas.openxmlformats.org/drawingml/2006/picture">
+                <pic:pic xmlns:pic="http://schemas.openxmlformats.org/drawingml/2006/picture">
+                  <pic:nvPicPr>
+                    <pic:cNvPr id="0" name="Picture 21"/>
+                    <pic:cNvPicPr>
+                      <a:picLocks noChangeAspect="1" noChangeArrowheads="1"/>
+                    </pic:cNvPicPr>
+                  </pic:nvPicPr>
+                  <pic:blipFill>
+                    <a:blip r:embed="rId57">
+                      <a:extLst>
+                        <a:ext uri="{28A0092B-C50C-407E-A947-70E740481C1C}">
+                          <a14:useLocalDpi xmlns:a14="http://schemas.microsoft.com/office/drawing/2010/main" val="0"/>
+                        </a:ext>
+                      </a:extLst>
+                    </a:blip>
+                    <a:srcRect/>
+                    <a:stretch>
+                      <a:fillRect/>
+                    </a:stretch>
+                  </pic:blipFill>
+                  <pic:spPr bwMode="auto">
+                    <a:xfrm>
+                      <a:off x="0" y="0"/>
+                      <a:ext cx="5039995" cy="7931785"/>
+                    </a:xfrm>
+                    <a:prstGeom prst="rect">
+                      <a:avLst/>
+                    </a:prstGeom>
+                    <a:noFill/>
+                    <a:ln>
+                      <a:noFill/>
+                    </a:ln>
+                  </pic:spPr>
+                </pic:pic>
+              </a:graphicData>
+            </a:graphic>
+          </wp:inline>
+        </w:drawing>
+      </w:r>
+    </w:p>
+    <w:p>
+      <w:pPr>
+        <w:pStyle w:val="ListParagraph"/>
+        <w:ind w:left="0" w:right="-285"/>
+        <w:jc w:val="both"/>
+        <w:rPr>
+          <w:rFonts w:cs="Times New Roman"/>
+          <w:color w:val="0563C1" w:themeColor="hyperlink"/>
+          <w:szCs w:val="24"/>
+          <w:u w:val="single"/>
+          <w:lang w:val="en-US"/>
+        </w:rPr>
+      </w:pPr>
+    </w:p>
+    <w:p>
+      <w:pPr>
+        <w:pStyle w:val="ListParagraph"/>
+        <w:ind w:left="0" w:right="-285"/>
+        <w:jc w:val="both"/>
+        <w:rPr>
+          <w:rFonts w:cs="Times New Roman"/>
+          <w:color w:val="0563C1" w:themeColor="hyperlink"/>
+          <w:szCs w:val="24"/>
+          <w:u w:val="single"/>
+          <w:lang w:val="en-US"/>
+        </w:rPr>
+      </w:pPr>
+    </w:p>
+    <w:p>
+      <w:pPr>
+        <w:pStyle w:val="ListParagraph"/>
+        <w:ind w:left="0" w:right="-285"/>
+        <w:jc w:val="both"/>
+        <w:rPr>
+          <w:rFonts w:cs="Times New Roman"/>
+          <w:color w:val="0563C1" w:themeColor="hyperlink"/>
+          <w:szCs w:val="24"/>
+          <w:u w:val="single"/>
+          <w:lang w:val="en-US"/>
+        </w:rPr>
+      </w:pPr>
+      <w:bookmarkStart w:id="66" w:name="_Hlk215356895"/>
+      <w:bookmarkEnd w:id="65"/>
+      <w:r>
+        <w:rPr>
+          <w:noProof/>
+        </w:rPr>
+        <w:lastRenderedPageBreak/>
+        <w:drawing>
+          <wp:inline distT="0" distB="0" distL="0" distR="0" wp14:anchorId="192EE2DE" wp14:editId="25F21E13">
+            <wp:extent cx="5039995" cy="8347710"/>
+            <wp:effectExtent l="0" t="0" r="8255" b="0"/>
+            <wp:docPr id="1951443524" name="Picture 22"/>
+            <wp:cNvGraphicFramePr>
+              <a:graphicFrameLocks xmlns:a="http://schemas.openxmlformats.org/drawingml/2006/main" noChangeAspect="1"/>
+            </wp:cNvGraphicFramePr>
+            <a:graphic xmlns:a="http://schemas.openxmlformats.org/drawingml/2006/main">
+              <a:graphicData uri="http://schemas.openxmlformats.org/drawingml/2006/picture">
+                <pic:pic xmlns:pic="http://schemas.openxmlformats.org/drawingml/2006/picture">
+                  <pic:nvPicPr>
+                    <pic:cNvPr id="0" name="Picture 22"/>
+                    <pic:cNvPicPr>
+                      <a:picLocks noChangeAspect="1" noChangeArrowheads="1"/>
+                    </pic:cNvPicPr>
+                  </pic:nvPicPr>
+                  <pic:blipFill>
+                    <a:blip r:embed="rId58">
+                      <a:extLst>
+                        <a:ext uri="{28A0092B-C50C-407E-A947-70E740481C1C}">
+                          <a14:useLocalDpi xmlns:a14="http://schemas.microsoft.com/office/drawing/2010/main" val="0"/>
+                        </a:ext>
+                      </a:extLst>
+                    </a:blip>
+                    <a:srcRect/>
+                    <a:stretch>
+                      <a:fillRect/>
+                    </a:stretch>
+                  </pic:blipFill>
+                  <pic:spPr bwMode="auto">
+                    <a:xfrm>
+                      <a:off x="0" y="0"/>
+                      <a:ext cx="5039995" cy="8347710"/>
+                    </a:xfrm>
+                    <a:prstGeom prst="rect">
+                      <a:avLst/>
+                    </a:prstGeom>
+                    <a:noFill/>
+                    <a:ln>
+                      <a:noFill/>
+                    </a:ln>
+                  </pic:spPr>
+                </pic:pic>
+              </a:graphicData>
+            </a:graphic>
+          </wp:inline>
+        </w:drawing>
+      </w:r>
+    </w:p>
+    <w:bookmarkEnd w:id="66"/>
+    <w:p>
+      <w:pPr>
+        <w:pStyle w:val="ListParagraph"/>
+        <w:ind w:left="0" w:right="-285"/>
+        <w:jc w:val="both"/>
+        <w:rPr>
+          <w:rFonts w:cs="Times New Roman"/>
+          <w:color w:val="0563C1" w:themeColor="hyperlink"/>
+          <w:szCs w:val="24"/>
+          <w:u w:val="single"/>
+          <w:lang w:val="en-US"/>
+        </w:rPr>
+      </w:pPr>
+      <w:r>
+        <w:rPr>
+          <w:noProof/>
+        </w:rPr>
+        <w:lastRenderedPageBreak/>
+        <w:drawing>
+          <wp:inline distT="0" distB="0" distL="0" distR="0" wp14:anchorId="0D61F489" wp14:editId="038E01A2">
+            <wp:extent cx="5039995" cy="7882890"/>
+            <wp:effectExtent l="0" t="0" r="8255" b="0"/>
+            <wp:docPr id="1749780960" name="Picture 23"/>
+            <wp:cNvGraphicFramePr>
+              <a:graphicFrameLocks xmlns:a="http://schemas.openxmlformats.org/drawingml/2006/main" noChangeAspect="1"/>
+            </wp:cNvGraphicFramePr>
+            <a:graphic xmlns:a="http://schemas.openxmlformats.org/drawingml/2006/main">
+              <a:graphicData uri="http://schemas.openxmlformats.org/drawingml/2006/picture">
+                <pic:pic xmlns:pic="http://schemas.openxmlformats.org/drawingml/2006/picture">
+                  <pic:nvPicPr>
+                    <pic:cNvPr id="0" name="Picture 23"/>
+                    <pic:cNvPicPr>
+                      <a:picLocks noChangeAspect="1" noChangeArrowheads="1"/>
+                    </pic:cNvPicPr>
+                  </pic:nvPicPr>
+                  <pic:blipFill>
+                    <a:blip r:embed="rId59">
+                      <a:extLst>
+                        <a:ext uri="{28A0092B-C50C-407E-A947-70E740481C1C}">
+                          <a14:useLocalDpi xmlns:a14="http://schemas.microsoft.com/office/drawing/2010/main" val="0"/>
+                        </a:ext>
+                      </a:extLst>
+                    </a:blip>
+                    <a:srcRect/>
+                    <a:stretch>
+                      <a:fillRect/>
+                    </a:stretch>
+                  </pic:blipFill>
+                  <pic:spPr bwMode="auto">
+                    <a:xfrm>
+                      <a:off x="0" y="0"/>
+                      <a:ext cx="5039995" cy="7882890"/>
+                    </a:xfrm>
+                    <a:prstGeom prst="rect">
+                      <a:avLst/>
+                    </a:prstGeom>
+                    <a:noFill/>
+                    <a:ln>
+                      <a:noFill/>
+                    </a:ln>
+                  </pic:spPr>
+                </pic:pic>
+              </a:graphicData>
+            </a:graphic>
+          </wp:inline>
+        </w:drawing>
+      </w:r>
+    </w:p>
+    <w:p>
+      <w:pPr>
+        <w:pStyle w:val="ListParagraph"/>
+        <w:ind w:left="0" w:right="-285"/>
+        <w:jc w:val="both"/>
+        <w:rPr>
+          <w:rFonts w:cs="Times New Roman"/>
+          <w:color w:val="0563C1" w:themeColor="hyperlink"/>
+          <w:szCs w:val="24"/>
+          <w:u w:val="single"/>
+          <w:lang w:val="en-US"/>
+        </w:rPr>
+      </w:pPr>
+    </w:p>
+    <w:p>
+      <w:pPr>
+        <w:pStyle w:val="ListParagraph"/>
+        <w:ind w:left="0" w:right="-285"/>
+        <w:jc w:val="both"/>
+        <w:rPr>
+          <w:rFonts w:cs="Times New Roman"/>
+          <w:color w:val="0563C1" w:themeColor="hyperlink"/>
+          <w:szCs w:val="24"/>
+          <w:u w:val="single"/>
+          <w:lang w:val="en-US"/>
+        </w:rPr>
+      </w:pPr>
+    </w:p>
+    <w:p>
+      <w:pPr>
+        <w:pStyle w:val="ListParagraph"/>
         <w:numPr>
           <w:ilvl w:val="3"/>
           <w:numId w:val="1"/>
@@ -38537,7 +38872,7 @@
                     <pic:cNvPicPr/>
                   </pic:nvPicPr>
                   <pic:blipFill>
-                    <a:blip r:embed="rId54"/>
+                    <a:blip r:embed="rId60"/>
                     <a:stretch>
                       <a:fillRect/>
                     </a:stretch>
@@ -38658,7 +38993,7 @@
                 <w:noProof/>
               </w:rPr>
               <w:drawing>
-                <wp:inline distT="0" distB="0" distL="0" distR="0" wp14:anchorId="5A9C2FBC" wp14:editId="0A88659B">
+                <wp:inline distT="0" distB="0" distL="0" distR="0" wp14:anchorId="5A9C2FBC" wp14:editId="7A3D0E8F">
                   <wp:extent cx="2308311" cy="3077845"/>
                   <wp:effectExtent l="0" t="0" r="0" b="8255"/>
                   <wp:docPr id="1302932504" name="Picture 2"/>
@@ -38675,7 +39010,7 @@
                           </pic:cNvPicPr>
                         </pic:nvPicPr>
                         <pic:blipFill>
-                          <a:blip r:embed="rId55" cstate="print">
+                          <a:blip r:embed="rId61" cstate="print">
                             <a:extLst>
                               <a:ext uri="{28A0092B-C50C-407E-A947-70E740481C1C}">
                                 <a14:useLocalDpi xmlns:a14="http://schemas.microsoft.com/office/drawing/2010/main" val="0"/>
@@ -38729,7 +39064,7 @@
                 <w:noProof/>
               </w:rPr>
               <w:drawing>
-                <wp:inline distT="0" distB="0" distL="0" distR="0" wp14:anchorId="2DA057C5" wp14:editId="5069EBD0">
+                <wp:inline distT="0" distB="0" distL="0" distR="0" wp14:anchorId="2DA057C5" wp14:editId="40619279">
                   <wp:extent cx="2302511" cy="3070112"/>
                   <wp:effectExtent l="0" t="0" r="2540" b="0"/>
                   <wp:docPr id="1687106257" name="Picture 3"/>
@@ -38746,7 +39081,7 @@
                           </pic:cNvPicPr>
                         </pic:nvPicPr>
                         <pic:blipFill>
-                          <a:blip r:embed="rId56" cstate="print">
+                          <a:blip r:embed="rId62" cstate="print">
                             <a:extLst>
                               <a:ext uri="{28A0092B-C50C-407E-A947-70E740481C1C}">
                                 <a14:useLocalDpi xmlns:a14="http://schemas.microsoft.com/office/drawing/2010/main" val="0"/>
@@ -38802,7 +39137,7 @@
                 <w:noProof/>
               </w:rPr>
               <w:drawing>
-                <wp:inline distT="0" distB="0" distL="0" distR="0" wp14:anchorId="542A0700" wp14:editId="1CE9CCFE">
+                <wp:inline distT="0" distB="0" distL="0" distR="0" wp14:anchorId="542A0700" wp14:editId="34E14003">
                   <wp:extent cx="2307834" cy="3077210"/>
                   <wp:effectExtent l="0" t="0" r="0" b="8890"/>
                   <wp:docPr id="36530659" name="Picture 4"/>
@@ -38819,7 +39154,7 @@
                           </pic:cNvPicPr>
                         </pic:nvPicPr>
                         <pic:blipFill>
-                          <a:blip r:embed="rId57" cstate="print">
+                          <a:blip r:embed="rId63" cstate="print">
                             <a:extLst>
                               <a:ext uri="{28A0092B-C50C-407E-A947-70E740481C1C}">
                                 <a14:useLocalDpi xmlns:a14="http://schemas.microsoft.com/office/drawing/2010/main" val="0"/>
@@ -38873,7 +39208,7 @@
                 <w:noProof/>
               </w:rPr>
               <w:drawing>
-                <wp:inline distT="0" distB="0" distL="0" distR="0" wp14:anchorId="71AA5753" wp14:editId="22FE9D6B">
+                <wp:inline distT="0" distB="0" distL="0" distR="0" wp14:anchorId="71AA5753" wp14:editId="79AB1F6B">
                   <wp:extent cx="2283460" cy="3044710"/>
                   <wp:effectExtent l="0" t="0" r="2540" b="3810"/>
                   <wp:docPr id="522137339" name="Picture 5"/>
@@ -38890,7 +39225,7 @@
                           </pic:cNvPicPr>
                         </pic:nvPicPr>
                         <pic:blipFill>
-                          <a:blip r:embed="rId58" cstate="print">
+                          <a:blip r:embed="rId64" cstate="print">
                             <a:extLst>
                               <a:ext uri="{28A0092B-C50C-407E-A947-70E740481C1C}">
                                 <a14:useLocalDpi xmlns:a14="http://schemas.microsoft.com/office/drawing/2010/main" val="0"/>
@@ -38947,7 +39282,7 @@
               </w:rPr>
               <w:lastRenderedPageBreak/>
               <w:drawing>
-                <wp:inline distT="0" distB="0" distL="0" distR="0" wp14:anchorId="25472957" wp14:editId="58FAA7A7">
+                <wp:inline distT="0" distB="0" distL="0" distR="0" wp14:anchorId="25472957" wp14:editId="01FA480F">
                   <wp:extent cx="2331720" cy="3109058"/>
                   <wp:effectExtent l="0" t="0" r="0" b="0"/>
                   <wp:docPr id="2119505035" name="Picture 6"/>
@@ -38964,7 +39299,7 @@
                           </pic:cNvPicPr>
                         </pic:nvPicPr>
                         <pic:blipFill>
-                          <a:blip r:embed="rId59" cstate="print">
+                          <a:blip r:embed="rId65" cstate="print">
                             <a:extLst>
                               <a:ext uri="{28A0092B-C50C-407E-A947-70E740481C1C}">
                                 <a14:useLocalDpi xmlns:a14="http://schemas.microsoft.com/office/drawing/2010/main" val="0"/>
@@ -39018,7 +39353,7 @@
                 <w:noProof/>
               </w:rPr>
               <w:drawing>
-                <wp:inline distT="0" distB="0" distL="0" distR="0" wp14:anchorId="3F53886C" wp14:editId="30160CED">
+                <wp:inline distT="0" distB="0" distL="0" distR="0" wp14:anchorId="3F53886C" wp14:editId="63670366">
                   <wp:extent cx="2331646" cy="3108960"/>
                   <wp:effectExtent l="0" t="0" r="0" b="0"/>
                   <wp:docPr id="1422859500" name="Picture 8"/>
@@ -39035,7 +39370,7 @@
                           </pic:cNvPicPr>
                         </pic:nvPicPr>
                         <pic:blipFill>
-                          <a:blip r:embed="rId60" cstate="print">
+                          <a:blip r:embed="rId66" cstate="print">
                             <a:extLst>
                               <a:ext uri="{28A0092B-C50C-407E-A947-70E740481C1C}">
                                 <a14:useLocalDpi xmlns:a14="http://schemas.microsoft.com/office/drawing/2010/main" val="0"/>
@@ -42069,12 +42404,15 @@
     <w:rsid w:val="008A5EB0"/>
     <w:rsid w:val="008A645D"/>
     <w:rsid w:val="008C31AE"/>
+    <w:rsid w:val="008F572E"/>
     <w:rsid w:val="00961AAB"/>
     <w:rsid w:val="009623B8"/>
+    <w:rsid w:val="009D675F"/>
     <w:rsid w:val="00A0381F"/>
     <w:rsid w:val="00A76911"/>
     <w:rsid w:val="00AC5A83"/>
     <w:rsid w:val="00AD4D2F"/>
+    <w:rsid w:val="00AE1F8E"/>
     <w:rsid w:val="00B00802"/>
     <w:rsid w:val="00B1304B"/>
     <w:rsid w:val="00B20859"/>
@@ -42091,8 +42429,10 @@
     <w:rsid w:val="00E76187"/>
     <w:rsid w:val="00EA6423"/>
     <w:rsid w:val="00ED1D5B"/>
+    <w:rsid w:val="00EF5299"/>
     <w:rsid w:val="00F659CB"/>
     <w:rsid w:val="00F905E9"/>
+    <w:rsid w:val="00FE661D"/>
   </w:rsids>
   <m:mathPr>
     <m:mathFont m:val="Cambria Math"/>
@@ -42561,6 +42901,60 @@
   <w:optimizeForBrowser/>
   <w:allowPNG/>
 </w:webSettings>
+</file>
+
+<file path=word/ink/ink1.xml><?xml version="1.0" encoding="utf-8"?>
+<inkml:ink xmlns:inkml="http://www.w3.org/2003/InkML">
+  <inkml:definitions>
+    <inkml:context xml:id="ctx0">
+      <inkml:inkSource xml:id="inkSrc0">
+        <inkml:traceFormat>
+          <inkml:channel name="X" type="integer" min="-2.14748E9" max="2.14748E9" units="cm"/>
+          <inkml:channel name="Y" type="integer" min="-2.14748E9" max="2.14748E9" units="cm"/>
+          <inkml:channel name="F" type="integer" max="32767" units="dev"/>
+        </inkml:traceFormat>
+        <inkml:channelProperties>
+          <inkml:channelProperty channel="X" name="resolution" value="1000" units="1/cm"/>
+          <inkml:channelProperty channel="Y" name="resolution" value="1000" units="1/cm"/>
+          <inkml:channelProperty channel="F" name="resolution" value="0" units="1/dev"/>
+        </inkml:channelProperties>
+      </inkml:inkSource>
+      <inkml:timestamp xml:id="ts0" timeString="2025-12-07T12:09:14.772"/>
+    </inkml:context>
+    <inkml:brush xml:id="br0">
+      <inkml:brushProperty name="width" value="0.035" units="cm"/>
+      <inkml:brushProperty name="height" value="0.035" units="cm"/>
+    </inkml:brush>
+  </inkml:definitions>
+  <inkml:trace contextRef="#ctx0" brushRef="#br0">436 2855 24575,'3'-34'0,"1"0"0,2 0 0,1 0 0,2 1 0,17-44 0,-6 14 0,91-271 0,47-159 0,-120 352 0,31-226 0,-28-75 0,-14 134 0,-14 197 0,-4 45 0,1-96 0,-10 151 0,0-1 0,0 0 0,1 1 0,0-1 0,1 0 0,0 1 0,1-1 0,5-12 0,-8 24 0,0 0 0,0 0 0,0-1 0,0 1 0,0 0 0,1-1 0,-1 1 0,0 0 0,0 0 0,0-1 0,1 1 0,-1 0 0,0 0 0,0 0 0,1-1 0,-1 1 0,0 0 0,0 0 0,1 0 0,-1 0 0,0 0 0,0 0 0,1-1 0,-1 1 0,0 0 0,1 0 0,-1 0 0,0 0 0,1 0 0,-1 0 0,0 0 0,1 0 0,-1 0 0,0 0 0,0 1 0,1-1 0,10 10 0,3 17 0,3 30 0,-3 1 0,-2 0 0,8 118 0,-10-81 0,-9-85 0,45 599 0,-48 125 0,-1-686 0,-2 0 0,-20 86 0,12-75 0,2 1 0,5-20 0,-20 65 0,25-103 0,1 0 0,-1 0 0,0 0 0,0 0 0,0 0 0,0-1 0,0 1 0,0 0 0,-1-1 0,1 1 0,-2 1 0,3-3 0,-1 1 0,1-1 0,-1 0 0,1 0 0,-1 1 0,1-1 0,0 0 0,-1 0 0,1 0 0,-1 0 0,1 0 0,-1 0 0,1 0 0,-1 0 0,1 0 0,-1 0 0,1 0 0,-1 0 0,1 0 0,-1 0 0,1 0 0,-1 0 0,1 0 0,-1-1 0,1 1 0,-1 0 0,1 0 0,-1-1 0,-1-1 0,-1 0 0,1-1 0,0 1 0,0-1 0,1 0 0,-1 0 0,1 1 0,-1-1 0,1 0 0,0 0 0,0 0 0,-1-6 0,-39-161 0,-32-117 0,53 221 0,-4 1 0,-39-78 0,53 122 0,4 8 0,-1-1 0,0 2 0,-1-1 0,-11-13 0,16 23 0,0-1 0,-1 1 0,1 0 0,-1 0 0,0 1 0,0-1 0,0 1 0,0 0 0,0 0 0,0 0 0,-1 0 0,1 1 0,-1-1 0,1 1 0,-1 1 0,1-1 0,-8 0 0,-2 2 0,-1-1 0,1 2 0,-1 0 0,1 1 0,0 1 0,0 0 0,-15 6 0,-92 49 0,99-48 0,-364 224 0,562-373 0,34-48 0,363-309 0,-557 482 0,-6 4 0,-1 1 0,2 1 0,-1 0 0,1 0 0,20-9 0,-30 15 0,0 1 0,0 0 0,0-1 0,0 1 0,0 0 0,0 0 0,-1 0 0,1-1 0,0 1 0,0 0 0,0 0 0,0 0 0,0 1 0,0-1 0,0 0 0,0 0 0,-1 0 0,1 1 0,0-1 0,0 0 0,0 1 0,0-1 0,-1 1 0,1-1 0,0 1 0,0-1 0,-1 1 0,1 0 0,0-1 0,-1 1 0,1 0 0,-1-1 0,1 1 0,-1 0 0,1 0 0,-1-1 0,1 1 0,-1 0 0,1 1 0,0 3 0,0 0 0,1 1 0,-2-1 0,1 0 0,0 11 0,-2 12 0,-1 1 0,-2-1 0,-10 47 0,-33 86 0,33-118 0,-187 477 0,196-507 0,6-13 0,10-25 0,55-160 0,161-312 0,-203 447 0,-21 44 0,-3 16 0,-6 18 0,-54 140 0,33-99 0,-28 115 0,50-142 0,5-41 0,0 0 0,0 0 0,0 0 0,0 0 0,1 0 0,-1 0 0,0 0 0,1 0 0,-1 0 0,0 0 0,1 0 0,-1 0 0,1 0 0,1 1 0,-2-1 0,1-1 0,-1 0 0,1 0 0,-1 0 0,1 1 0,0-1 0,-1 0 0,1 0 0,-1 0 0,1 0 0,0 0 0,-1 0 0,1 0 0,-1 0 0,1 0 0,0 0 0,-1 0 0,1-1 0,-1 1 0,1 0 0,-1 0 0,1 0 0,0-1 0,-1 1 0,1 0 0,-1-1 0,1 1 0,0-1 0,15-13 0,0 0 0,-1-1 0,-1-1 0,-1 0 0,21-32 0,-10 15 0,123-185 0,13-18 0,-160 235 0,1-1 0,0 1 0,0-1 0,0 1 0,0 0 0,0-1 0,1 1 0,-1 0 0,0 0 0,1 0 0,-1 0 0,0 0 0,1 0 0,-1 0 0,1 0 0,2 0 0,-4 1 0,1 1 0,-1-1 0,1 1 0,-1-1 0,0 0 0,1 1 0,-1-1 0,1 1 0,-1-1 0,0 1 0,1-1 0,-1 1 0,0 0 0,0-1 0,1 1 0,-1-1 0,0 1 0,0 0 0,0-1 0,0 1 0,0-1 0,0 1 0,0 0 0,0-1 0,0 1 0,0-1 0,0 2 0,-10 60 0,-60 161 0,15-58 0,54-163 0,0 1 0,1-1 0,-1 0 0,0 1 0,1-1 0,0 0 0,0 1 0,0-1 0,0 0 0,0 1 0,0-1 0,0 1 0,1-1 0,-1 0 0,2 3 0,-2-4 0,1-1 0,-1 0 0,0 1 0,0-1 0,1 0 0,-1 0 0,0 1 0,1-1 0,-1 0 0,0 0 0,1 0 0,-1 1 0,1-1 0,-1 0 0,0 0 0,1 0 0,-1 0 0,1 0 0,-1 0 0,0 0 0,1 0 0,-1 0 0,1 0 0,-1 0 0,0 0 0,1 0 0,-1 0 0,1 0 0,0 0 0,19-15 0,13-23 0,-2-1 0,-1-2 0,-3-1 0,25-50 0,-28 50 0,110-234 0,-90 179 0,-43 93 0,23-42 0,-23 44 0,1-1 0,-1 0 0,1 1 0,0-1 0,0 0 0,0 1 0,1 0 0,-1 0 0,1 0 0,-1 0 0,1 0 0,3-2 0,-21 44 0,-27 54 0,-50 167 0,92-260 0,-1 0 0,1 0 0,-1 1 0,1-1 0,0 0 0,0 0 0,0 0 0,0 1 0,-1-1 0,2 0 0,-1 0 0,0 1 0,0-1 0,0 0 0,1 1 0,-1-1 0,0-1 0,1 0 0,-1 0 0,0 1 0,1-1 0,-1 0 0,0 0 0,1 0 0,-1 0 0,0 0 0,1 1 0,-1-1 0,0 0 0,1 0 0,-1 0 0,1 0 0,-1 0 0,0 0 0,1 0 0,-1 0 0,0 0 0,1 0 0,-1 0 0,1-1 0,-1 1 0,0 0 0,1 0 0,-1 0 0,0 0 0,1-1 0,33-22 0,-29 19 0,214-192 0,-103 88 0,-19 26 0,-154 119 0,-130 109 0,-167 124 0,-492 376 0,795-604 0,-1 3 0,-2-3 0,-1-2 0,-103 56 0,130-85 0,22-10 0,1 1 0,0 0 0,0 0 0,1 0 0,-1 0 0,0 1 0,1 0 0,-5 4 0,65-53 0,90-56 0,-10 17 0,35-24 0,-131 81 0,284-206 0,-252 177 0,-4-4 0,84-94 0,-85 76 0,-5-4 0,-2-2 0,-5-2 0,61-130 0,-47 62 0,-61 136 0,-1 0 0,-1 0 0,0 0 0,-2-1 0,3-21 0,-66 913-914,-46-15 196,73-647 718,-11 100 0,41-287-1093,2-10-4373</inkml:trace>
+</inkml:ink>
+</file>
+
+<file path=word/ink/ink2.xml><?xml version="1.0" encoding="utf-8"?>
+<inkml:ink xmlns:inkml="http://www.w3.org/2003/InkML">
+  <inkml:definitions>
+    <inkml:context xml:id="ctx0">
+      <inkml:inkSource xml:id="inkSrc0">
+        <inkml:traceFormat>
+          <inkml:channel name="X" type="integer" min="-2.14748E9" max="2.14748E9" units="cm"/>
+          <inkml:channel name="Y" type="integer" min="-2.14748E9" max="2.14748E9" units="cm"/>
+          <inkml:channel name="F" type="integer" max="32767" units="dev"/>
+        </inkml:traceFormat>
+        <inkml:channelProperties>
+          <inkml:channelProperty channel="X" name="resolution" value="1000" units="1/cm"/>
+          <inkml:channelProperty channel="Y" name="resolution" value="1000" units="1/cm"/>
+          <inkml:channelProperty channel="F" name="resolution" value="0" units="1/dev"/>
+        </inkml:channelProperties>
+      </inkml:inkSource>
+      <inkml:timestamp xml:id="ts0" timeString="2025-12-07T12:09:33.763"/>
+    </inkml:context>
+    <inkml:brush xml:id="br0">
+      <inkml:brushProperty name="width" value="0.035" units="cm"/>
+      <inkml:brushProperty name="height" value="0.035" units="cm"/>
+    </inkml:brush>
+  </inkml:definitions>
+  <inkml:trace contextRef="#ctx0" brushRef="#br0">438 2856 24575,'2'-34'0,"3"0"0,0 0 0,3 0 0,0 1 0,19-44 0,-6 14 0,89-271 0,50-159 0,-123 352 0,32-226 0,-27-76 0,-16 136 0,-12 195 0,-5 46 0,1-95 0,-10 149 0,-1 0 0,2 0 0,0 1 0,0-1 0,1 0 0,0 1 0,1-1 0,5-12 0,-8 24 0,0 0 0,0 0 0,0-1 0,0 1 0,0 0 0,1-1 0,-1 1 0,0 0 0,0 0 0,0-1 0,1 1 0,-1 0 0,0 0 0,0 0 0,1-1 0,-1 1 0,0 0 0,0 0 0,1 0 0,-1 0 0,0 0 0,0 0 0,1-1 0,-1 1 0,0 0 0,1 0 0,-1 0 0,0 0 0,1 0 0,-1 0 0,0 0 0,1 0 0,-1 0 0,0 0 0,0 1 0,1-1 0,10 10 0,3 17 0,3 30 0,-2 1 0,-3 0 0,8 118 0,-11-81 0,-8-85 0,45 599 0,-48 126 0,0-687 0,-3 0 0,-21 86 0,13-75 0,3 1 0,3-20 0,-19 65 0,25-103 0,1 0 0,-1 0 0,0 0 0,0 0 0,0 0 0,0-1 0,0 1 0,0 0 0,0-1 0,-1 1 0,-1 1 0,3-3 0,-1 1 0,1-1 0,0 0 0,-1 0 0,1 1 0,-1-1 0,1 0 0,-1 0 0,1 0 0,-1 0 0,1 0 0,-1 1 0,1-1 0,-1 0 0,1 0 0,-1 0 0,1-1 0,-1 1 0,1 0 0,-1 0 0,1 0 0,-1 0 0,1 0 0,-1 0 0,1-1 0,-1 1 0,1 0 0,-1-1 0,-1-1 0,-1 0 0,1-1 0,0 1 0,1-1 0,-1 0 0,0 1 0,1-1 0,-1 0 0,1 0 0,0 0 0,0 0 0,-1-6 0,-39-161 0,-32-117 0,52 221 0,-2 0 0,-40-77 0,52 123 0,5 6 0,-1 1 0,0 0 0,-1 1 0,-11-14 0,16 22 0,0 1 0,-1 0 0,1 0 0,-1 0 0,0 0 0,0 1 0,0-1 0,0 1 0,0 0 0,-1 0 0,1 1 0,0-1 0,-1 1 0,1 0 0,-1 0 0,0 1 0,-6-1 0,-4 1 0,1 1 0,-1 1 0,1 0 0,-1 1 0,1 0 0,0 1 0,-15 7 0,-93 48 0,101-48 0,-367 224 0,565-373 0,34-49 0,364-308 0,-559 482 0,-7 5 0,1 0 0,1 0 0,-1 1 0,1 0 0,21-9 0,-32 16 0,1-1 0,0 1 0,0 0 0,0 0 0,0-1 0,0 1 0,0 0 0,0 0 0,-1 0 0,1 0 0,0 0 0,0 0 0,0 0 0,0 0 0,0 0 0,0 1 0,0-1 0,0 0 0,-1 0 0,1 1 0,0-1 0,0 1 0,0-1 0,0 1 0,-1-1 0,1 1 0,0-1 0,-1 1 0,1 0 0,0-1 0,-1 1 0,1 0 0,-1-1 0,1 1 0,-1 0 0,1 0 0,-1 0 0,0 0 0,1 0 0,0 5 0,1-1 0,-1 0 0,0 0 0,-1 1 0,1 9 0,-2 14 0,-1-1 0,-1 1 0,-12 45 0,-32 87 0,33-117 0,-188 476 0,197-507 0,6-13 0,10-25 0,56-160 0,160-313 0,-203 448 0,-20 45 0,-5 14 0,-5 19 0,-54 141 0,33-100 0,-28 114 0,50-141 0,5-41 0,0 0 0,0 0 0,0 1 0,0-1 0,1 0 0,-1 0 0,0 0 0,0 0 0,1 0 0,-1 0 0,1 0 0,-1 0 0,1-1 0,1 3 0,-2-3 0,1 1 0,-1-1 0,1 0 0,-1 0 0,1 0 0,0 1 0,-1-1 0,1 0 0,-1 0 0,1 0 0,0 0 0,-1 0 0,1 0 0,-1 0 0,1 0 0,0 0 0,-1-1 0,1 1 0,-1 0 0,1 0 0,-1 0 0,1-1 0,0 1 0,-1 0 0,1-1 0,-1 1 0,1 0 0,0-2 0,15-11 0,0-2 0,-1 1 0,-1-2 0,0 0 0,20-32 0,-10 15 0,123-185 0,13-18 0,-159 234 0,0 1 0,0-1 0,0 1 0,0-1 0,0 1 0,0 0 0,0 0 0,1-1 0,-1 1 0,0 0 0,1 0 0,-1 0 0,1 0 0,-1 1 0,1-1 0,1 0 0,-2 1 0,-1 0 0,1 1 0,-1-1 0,1 0 0,-1 1 0,1-1 0,-1 1 0,1-1 0,-1 1 0,0-1 0,0 1 0,1-1 0,-1 1 0,0 0 0,0-1 0,1 1 0,-1-1 0,0 1 0,0 0 0,0-1 0,0 1 0,0-1 0,0 1 0,0 0 0,0-1 0,0 1 0,0 1 0,-10 59 0,-61 162 0,16-57 0,54-164 0,1 0 0,-1 1 0,0-1 0,1 0 0,-1 1 0,1-1 0,0 0 0,0 1 0,0-1 0,0 1 0,0-1 0,1 0 0,-1 1 0,1-1 0,0 3 0,0-5 0,-1 1 0,0-1 0,0 0 0,1 1 0,-1-1 0,0 0 0,1 0 0,-1 1 0,0-1 0,1 0 0,-1 0 0,1 0 0,-1 0 0,0 1 0,1-1 0,-1 0 0,1 0 0,-1 0 0,0 0 0,1 0 0,-1 0 0,1 0 0,-1 0 0,0 0 0,1 0 0,-1 0 0,1 0 0,-1 0 0,1-1 0,19-13 0,14-24 0,-3-2 0,-1-1 0,-3-1 0,25-49 0,-27 48 0,109-232 0,-90 177 0,-43 94 0,23-41 0,-23 42 0,1 0 0,0 0 0,-1 1 0,1-1 0,0 1 0,1-1 0,-1 1 0,0 0 0,1 0 0,-1 0 0,1 0 0,3-2 0,-21 44 0,-27 55 0,-50 165 0,91-258 0,1-1 0,-1 0 0,1 0 0,0 0 0,-1 0 0,1 1 0,0-1 0,0 0 0,0 0 0,0 1 0,0-1 0,0 0 0,1 0 0,-1 0 0,0 2 0,1-3 0,-1 0 0,0 1 0,1-1 0,-1 0 0,0 0 0,1 0 0,-1 1 0,0-1 0,1 0 0,-1 0 0,0 0 0,1 0 0,-1 0 0,0 0 0,1 0 0,-1 0 0,1 0 0,-1 0 0,0 0 0,1 0 0,-1 0 0,0 0 0,1 0 0,-1 0 0,0 0 0,1 0 0,-1 0 0,1-1 0,-1 1 0,1 0 0,33-24 0,-29 20 0,215-192 0,-104 88 0,-19 26 0,-154 119 0,-130 109 0,-169 125 0,-493 375 0,798-604 0,-1 3 0,-2-3 0,-2-2 0,-103 55 0,131-84 0,23-9 0,-1 0 0,1 0 0,1 0 0,-1 0 0,0 0 0,0 1 0,1 0 0,-5 4 0,66-53 0,89-56 0,-10 17 0,36-24 0,-131 81 0,284-206 0,-254 176 0,-2-2 0,84-95 0,-87 75 0,-3-2 0,-3-3 0,-4-3 0,60-129 0,-47 62 0,-61 137 0,-1-1 0,-1-1 0,0 1 0,-1-1 0,1-21 0,-64 914-914,-48-16 196,74-647 718,-11 101 0,41-289-1093,2-9-4373</inkml:trace>
+</inkml:ink>
 </file>
 
 <file path=word/theme/theme1.xml><?xml version="1.0" encoding="utf-8"?>
